--- a/Document/App smart assignment 3.0.docx
+++ b/Document/App smart assignment 3.0.docx
@@ -1,11 +1,11 @@
 
 <file path=word/document.xml><?xml version="1.0" encoding="utf-8"?>
-<w:document xmlns:wpc="http://schemas.microsoft.com/office/word/2010/wordprocessingCanvas" xmlns:cx="http://schemas.microsoft.com/office/drawing/2014/chartex" xmlns:cx1="http://schemas.microsoft.com/office/drawing/2015/9/8/chartex" xmlns:cx2="http://schemas.microsoft.com/office/drawing/2015/10/21/chartex" xmlns:cx3="http://schemas.microsoft.com/office/drawing/2016/5/9/chartex" xmlns:cx4="http://schemas.microsoft.com/office/drawing/2016/5/10/chartex" xmlns:cx5="http://schemas.microsoft.com/office/drawing/2016/5/11/chartex" xmlns:cx6="http://schemas.microsoft.com/office/drawing/2016/5/12/chartex" xmlns:cx7="http://schemas.microsoft.com/office/drawing/2016/5/13/chartex" xmlns:cx8="http://schemas.microsoft.com/office/drawing/2016/5/14/chartex" xmlns:mc="http://schemas.openxmlformats.org/markup-compatibility/2006" xmlns:aink="http://schemas.microsoft.com/office/drawing/2016/ink" xmlns:am3d="http://schemas.microsoft.com/office/drawing/2017/model3d" xmlns:o="urn:schemas-microsoft-com:office:office" xmlns:oel="http://schemas.microsoft.com/office/2019/extlst" xmlns:r="http://schemas.openxmlformats.org/officeDocument/2006/relationships" xmlns:m="http://schemas.openxmlformats.org/officeDocument/2006/math" xmlns:v="urn:schemas-microsoft-com:vml" xmlns:wp14="http://schemas.microsoft.com/office/word/2010/wordprocessingDrawing" xmlns:wp="http://schemas.openxmlformats.org/drawingml/2006/wordprocessingDrawing" xmlns:w10="urn:schemas-microsoft-com:office:word" xmlns:w="http://schemas.openxmlformats.org/wordprocessingml/2006/main" xmlns:w14="http://schemas.microsoft.com/office/word/2010/wordml" xmlns:w15="http://schemas.microsoft.com/office/word/2012/wordml" xmlns:w16cex="http://schemas.microsoft.com/office/word/2018/wordml/cex" xmlns:w16cid="http://schemas.microsoft.com/office/word/2016/wordml/cid" xmlns:w16="http://schemas.microsoft.com/office/word/2018/wordml" xmlns:w16du="http://schemas.microsoft.com/office/word/2023/wordml/word16du" xmlns:w16sdtdh="http://schemas.microsoft.com/office/word/2020/wordml/sdtdatahash" xmlns:w16sdtfl="http://schemas.microsoft.com/office/word/2024/wordml/sdtformatlock" xmlns:w16se="http://schemas.microsoft.com/office/word/2015/wordml/symex" xmlns:wpg="http://schemas.microsoft.com/office/word/2010/wordprocessingGroup" xmlns:wpi="http://schemas.microsoft.com/office/word/2010/wordprocessingInk" xmlns:wne="http://schemas.microsoft.com/office/word/2006/wordml" xmlns:wps="http://schemas.microsoft.com/office/word/2010/wordprocessingShape" mc:Ignorable="w14 w15 w16se w16cid w16 w16cex w16sdtdh w16sdtfl w16du wp14">
+<w:document xmlns:wpc="http://schemas.microsoft.com/office/word/2010/wordprocessingCanvas" xmlns:cx="http://schemas.microsoft.com/office/drawing/2014/chartex" xmlns:cx1="http://schemas.microsoft.com/office/drawing/2015/9/8/chartex" xmlns:cx2="http://schemas.microsoft.com/office/drawing/2015/10/21/chartex" xmlns:cx3="http://schemas.microsoft.com/office/drawing/2016/5/9/chartex" xmlns:cx4="http://schemas.microsoft.com/office/drawing/2016/5/10/chartex" xmlns:cx5="http://schemas.microsoft.com/office/drawing/2016/5/11/chartex" xmlns:cx6="http://schemas.microsoft.com/office/drawing/2016/5/12/chartex" xmlns:cx7="http://schemas.microsoft.com/office/drawing/2016/5/13/chartex" xmlns:cx8="http://schemas.microsoft.com/office/drawing/2016/5/14/chartex" xmlns:mc="http://schemas.openxmlformats.org/markup-compatibility/2006" xmlns:aink="http://schemas.microsoft.com/office/drawing/2016/ink" xmlns:am3d="http://schemas.microsoft.com/office/drawing/2017/model3d" xmlns:o="urn:schemas-microsoft-com:office:office" xmlns:r="http://schemas.openxmlformats.org/officeDocument/2006/relationships" xmlns:m="http://schemas.openxmlformats.org/officeDocument/2006/math" xmlns:v="urn:schemas-microsoft-com:vml" xmlns:wp14="http://schemas.microsoft.com/office/word/2010/wordprocessingDrawing" xmlns:wp="http://schemas.openxmlformats.org/drawingml/2006/wordprocessingDrawing" xmlns:w10="urn:schemas-microsoft-com:office:word" xmlns:w="http://schemas.openxmlformats.org/wordprocessingml/2006/main" xmlns:w14="http://schemas.microsoft.com/office/word/2010/wordml" xmlns:w15="http://schemas.microsoft.com/office/word/2012/wordml" xmlns:w16cex="http://schemas.microsoft.com/office/word/2018/wordml/cex" xmlns:w16cid="http://schemas.microsoft.com/office/word/2016/wordml/cid" xmlns:w16="http://schemas.microsoft.com/office/word/2018/wordml" xmlns:w16sdtdh="http://schemas.microsoft.com/office/word/2020/wordml/sdtdatahash" xmlns:w16se="http://schemas.microsoft.com/office/word/2015/wordml/symex" xmlns:wpg="http://schemas.microsoft.com/office/word/2010/wordprocessingGroup" xmlns:wpi="http://schemas.microsoft.com/office/word/2010/wordprocessingInk" xmlns:wne="http://schemas.microsoft.com/office/word/2006/wordml" xmlns:wps="http://schemas.microsoft.com/office/word/2010/wordprocessingShape" mc:Ignorable="w14 w15 w16se w16cid w16 w16cex w16sdtdh wp14">
   <w:body>
     <w:p>
       <w:pPr>
         <w:rPr>
-          <w:rFonts w:ascii="TH Sarabun New" w:hAnsi="TH Sarabun New" w:cs="TH Sarabun New" w:hint="cs"/>
+          <w:rFonts w:ascii="TH Sarabun New" w:hAnsi="TH Sarabun New" w:cs="TH Sarabun New"/>
           <w:lang w:bidi="th-TH"/>
         </w:rPr>
       </w:pPr>
@@ -39,9 +39,16 @@
           <w:cs/>
           <w:lang w:bidi="th-TH"/>
         </w:rPr>
-        <w:t>รายละเอียดของคลาส</w:t>
-      </w:r>
-      <w:proofErr w:type="spellStart"/>
+        <w:t>รายละเอียดของคลาสไดอาแกรม</w:t>
+      </w:r>
+      <w:r>
+        <w:rPr>
+          <w:rFonts w:ascii="TH Sarabun New" w:hAnsi="TH Sarabun New" w:cs="TH Sarabun New" w:hint="cs"/>
+          <w:cs/>
+          <w:lang w:bidi="th-TH"/>
+        </w:rPr>
+        <w:t xml:space="preserve"> </w:t>
+      </w:r>
       <w:r>
         <w:rPr>
           <w:rFonts w:ascii="TH Sarabun New" w:hAnsi="TH Sarabun New" w:cs="TH Sarabun New" w:hint="cs"/>
@@ -50,219 +57,46 @@
           <w:cs/>
           <w:lang w:bidi="th-TH"/>
         </w:rPr>
-        <w:t>ได</w:t>
-      </w:r>
-      <w:proofErr w:type="spellEnd"/>
+        <w:t>(</w:t>
+      </w:r>
       <w:r>
         <w:rPr>
           <w:rFonts w:ascii="TH Sarabun New" w:hAnsi="TH Sarabun New" w:cs="TH Sarabun New" w:hint="cs"/>
           <w:b/>
           <w:bCs/>
-          <w:cs/>
-          <w:lang w:bidi="th-TH"/>
-        </w:rPr>
-        <w:t>อาแกรม</w:t>
-      </w:r>
+        </w:rPr>
+        <w:t>Class Diagram Specifications)</w:t>
+      </w:r>
+    </w:p>
+    <w:p>
+      <w:pPr>
+        <w:spacing w:line="240" w:lineRule="auto"/>
+        <w:ind w:firstLine="709"/>
+        <w:rPr>
+          <w:rFonts w:ascii="TH Sarabun New" w:hAnsi="TH Sarabun New" w:cs="TH Sarabun New"/>
+        </w:rPr>
+      </w:pPr>
       <w:r>
         <w:rPr>
           <w:rFonts w:ascii="TH Sarabun New" w:hAnsi="TH Sarabun New" w:cs="TH Sarabun New" w:hint="cs"/>
           <w:cs/>
           <w:lang w:bidi="th-TH"/>
         </w:rPr>
-        <w:t xml:space="preserve"> </w:t>
+        <w:t>เป้าหมายหลักของการสร้างคลาสจะได้มาจากรายการของคลาสที่อาจเป็นส่วนประกอบของระบบที่ เรียกว่า คลาสคู่แข่ง (</w:t>
       </w:r>
       <w:r>
         <w:rPr>
           <w:rFonts w:ascii="TH Sarabun New" w:hAnsi="TH Sarabun New" w:cs="TH Sarabun New" w:hint="cs"/>
-          <w:b/>
-          <w:bCs/>
-          <w:cs/>
-          <w:lang w:bidi="th-TH"/>
-        </w:rPr>
-        <w:t>(</w:t>
-      </w:r>
-      <w:r>
-        <w:rPr>
-          <w:rFonts w:ascii="TH Sarabun New" w:hAnsi="TH Sarabun New" w:cs="TH Sarabun New" w:hint="cs"/>
-          <w:b/>
-          <w:bCs/>
-        </w:rPr>
-        <w:t>Class Diagram Specifications)</w:t>
-      </w:r>
-    </w:p>
-    <w:p>
-      <w:pPr>
-        <w:spacing w:line="240" w:lineRule="auto"/>
-        <w:ind w:firstLine="709"/>
-        <w:rPr>
-          <w:rFonts w:ascii="TH Sarabun New" w:hAnsi="TH Sarabun New" w:cs="TH Sarabun New" w:hint="cs"/>
-        </w:rPr>
-      </w:pPr>
+        </w:rPr>
+        <w:t xml:space="preserve">candidate classes) </w:t>
+      </w:r>
       <w:r>
         <w:rPr>
           <w:rFonts w:ascii="TH Sarabun New" w:hAnsi="TH Sarabun New" w:cs="TH Sarabun New" w:hint="cs"/>
           <w:cs/>
           <w:lang w:bidi="th-TH"/>
         </w:rPr>
-        <w:t>เป้าหมายหลักของการสร้างคลาสจะได้มาจากรายการของคลาสที่อาจเป็นส่วนประกอบของระบบที่ เรียกว่า คลาสคู่แข่ง (</w:t>
-      </w:r>
-      <w:r>
-        <w:rPr>
-          <w:rFonts w:ascii="TH Sarabun New" w:hAnsi="TH Sarabun New" w:cs="TH Sarabun New" w:hint="cs"/>
-        </w:rPr>
-        <w:t xml:space="preserve">candidate classes) </w:t>
-      </w:r>
-      <w:r>
-        <w:rPr>
-          <w:rFonts w:ascii="TH Sarabun New" w:hAnsi="TH Sarabun New" w:cs="TH Sarabun New" w:hint="cs"/>
-          <w:cs/>
-          <w:lang w:bidi="th-TH"/>
-        </w:rPr>
-        <w:t>และจากนั้น</w:t>
-      </w:r>
-      <w:proofErr w:type="spellStart"/>
-      <w:r>
-        <w:rPr>
-          <w:rFonts w:ascii="TH Sarabun New" w:hAnsi="TH Sarabun New" w:cs="TH Sarabun New" w:hint="cs"/>
-          <w:cs/>
-          <w:lang w:bidi="th-TH"/>
-        </w:rPr>
-        <w:t>ทํา</w:t>
-      </w:r>
-      <w:proofErr w:type="spellEnd"/>
-      <w:r>
-        <w:rPr>
-          <w:rFonts w:ascii="TH Sarabun New" w:hAnsi="TH Sarabun New" w:cs="TH Sarabun New" w:hint="cs"/>
-          <w:cs/>
-          <w:lang w:bidi="th-TH"/>
-        </w:rPr>
-        <w:t>การ</w:t>
-      </w:r>
-      <w:proofErr w:type="spellStart"/>
-      <w:r>
-        <w:rPr>
-          <w:rFonts w:ascii="TH Sarabun New" w:hAnsi="TH Sarabun New" w:cs="TH Sarabun New" w:hint="cs"/>
-          <w:cs/>
-          <w:lang w:bidi="th-TH"/>
-        </w:rPr>
-        <w:t>กําหนด</w:t>
-      </w:r>
-      <w:proofErr w:type="spellEnd"/>
-      <w:r>
-        <w:rPr>
-          <w:rFonts w:ascii="TH Sarabun New" w:hAnsi="TH Sarabun New" w:cs="TH Sarabun New" w:hint="cs"/>
-          <w:cs/>
-          <w:lang w:bidi="th-TH"/>
-        </w:rPr>
-        <w:t>ว่าคลาสใดที่ระบบต้องการใช้ ในการ</w:t>
-      </w:r>
-      <w:proofErr w:type="spellStart"/>
-      <w:r>
-        <w:rPr>
-          <w:rFonts w:ascii="TH Sarabun New" w:hAnsi="TH Sarabun New" w:cs="TH Sarabun New" w:hint="cs"/>
-          <w:cs/>
-          <w:lang w:bidi="th-TH"/>
-        </w:rPr>
-        <w:t>ทํางาน</w:t>
-      </w:r>
-      <w:proofErr w:type="spellEnd"/>
-      <w:r>
-        <w:rPr>
-          <w:rFonts w:ascii="TH Sarabun New" w:hAnsi="TH Sarabun New" w:cs="TH Sarabun New" w:hint="cs"/>
-          <w:cs/>
-          <w:lang w:bidi="th-TH"/>
-        </w:rPr>
-        <w:t>และคลาสใดบ้างที่อยู่ภายนอกระบบ คลาสคู่แข่งจะเป็นคลาสที่มีสามารถ</w:t>
-      </w:r>
-      <w:proofErr w:type="spellStart"/>
-      <w:r>
-        <w:rPr>
-          <w:rFonts w:ascii="TH Sarabun New" w:hAnsi="TH Sarabun New" w:cs="TH Sarabun New" w:hint="cs"/>
-          <w:cs/>
-          <w:lang w:bidi="th-TH"/>
-        </w:rPr>
-        <w:t>นําม</w:t>
-      </w:r>
-      <w:proofErr w:type="spellEnd"/>
-      <w:r>
-        <w:rPr>
-          <w:rFonts w:ascii="TH Sarabun New" w:hAnsi="TH Sarabun New" w:cs="TH Sarabun New" w:hint="cs"/>
-          <w:cs/>
-          <w:lang w:bidi="th-TH"/>
-        </w:rPr>
-        <w:t>าใช้ในการ</w:t>
-      </w:r>
-      <w:proofErr w:type="spellStart"/>
-      <w:r>
-        <w:rPr>
-          <w:rFonts w:ascii="TH Sarabun New" w:hAnsi="TH Sarabun New" w:cs="TH Sarabun New" w:hint="cs"/>
-          <w:cs/>
-          <w:lang w:bidi="th-TH"/>
-        </w:rPr>
-        <w:t>กําหนด</w:t>
-      </w:r>
-      <w:proofErr w:type="spellEnd"/>
-      <w:r>
-        <w:rPr>
-          <w:rFonts w:ascii="TH Sarabun New" w:hAnsi="TH Sarabun New" w:cs="TH Sarabun New" w:hint="cs"/>
-          <w:cs/>
-          <w:lang w:bidi="th-TH"/>
-        </w:rPr>
-        <w:t xml:space="preserve"> เป็นคลาสได้ โดยปกติจะประกอบไปด้วยคํานามทุก ระบบๆ คําที่ปรากฏในเอกสารประกอบการ</w:t>
-      </w:r>
-      <w:proofErr w:type="spellStart"/>
-      <w:r>
-        <w:rPr>
-          <w:rFonts w:ascii="TH Sarabun New" w:hAnsi="TH Sarabun New" w:cs="TH Sarabun New" w:hint="cs"/>
-          <w:cs/>
-          <w:lang w:bidi="th-TH"/>
-        </w:rPr>
-        <w:t>กําหนด</w:t>
-      </w:r>
-      <w:proofErr w:type="spellEnd"/>
-      <w:r>
-        <w:rPr>
-          <w:rFonts w:ascii="TH Sarabun New" w:hAnsi="TH Sarabun New" w:cs="TH Sarabun New" w:hint="cs"/>
-          <w:cs/>
-          <w:lang w:bidi="th-TH"/>
-        </w:rPr>
-        <w:t>ความ ต้องการของเรา ซึ่งในวิธีการเชิงวัตถุจะได้แก่</w:t>
-      </w:r>
-      <w:proofErr w:type="spellStart"/>
-      <w:r>
-        <w:rPr>
-          <w:rFonts w:ascii="TH Sarabun New" w:hAnsi="TH Sarabun New" w:cs="TH Sarabun New" w:hint="cs"/>
-          <w:cs/>
-          <w:lang w:bidi="th-TH"/>
-        </w:rPr>
-        <w:t>คํ</w:t>
-      </w:r>
-      <w:proofErr w:type="spellEnd"/>
-      <w:r>
-        <w:rPr>
-          <w:rFonts w:ascii="TH Sarabun New" w:hAnsi="TH Sarabun New" w:cs="TH Sarabun New" w:hint="cs"/>
-          <w:cs/>
-          <w:lang w:bidi="th-TH"/>
-        </w:rPr>
-        <w:t>าอธิบายรายละเอียดของ</w:t>
-      </w:r>
-      <w:proofErr w:type="spellStart"/>
-      <w:r>
-        <w:rPr>
-          <w:rFonts w:ascii="TH Sarabun New" w:hAnsi="TH Sarabun New" w:cs="TH Sarabun New" w:hint="cs"/>
-          <w:cs/>
-          <w:lang w:bidi="th-TH"/>
-        </w:rPr>
-        <w:t>ยูส</w:t>
-      </w:r>
-      <w:proofErr w:type="spellEnd"/>
-      <w:r>
-        <w:rPr>
-          <w:rFonts w:ascii="TH Sarabun New" w:hAnsi="TH Sarabun New" w:cs="TH Sarabun New" w:hint="cs"/>
-          <w:cs/>
-          <w:lang w:bidi="th-TH"/>
-        </w:rPr>
-        <w:t xml:space="preserve">เคสนั่นเอง </w:t>
+        <w:t xml:space="preserve">และจากนั้นทําการกําหนดว่าคลาสใดที่ระบบต้องการใช้ ในการทํางานและคลาสใดบ้างที่อยู่ภายนอกระบบ คลาสคู่แข่งจะเป็นคลาสที่มีสามารถนํามาใช้ในการกําหนด เป็นคลาสได้ โดยปกติจะประกอบไปด้วยคํานามทุก ระบบๆ คําที่ปรากฏในเอกสารประกอบการกําหนดความ ต้องการของเรา ซึ่งในวิธีการเชิงวัตถุจะได้แก่คําอธิบายรายละเอียดของยูสเคสนั่นเอง </w:t>
       </w:r>
       <w:r>
         <w:rPr>
@@ -289,7 +123,7 @@
         <w:spacing w:before="0" w:after="0" w:line="240" w:lineRule="auto"/>
         <w:ind w:firstLine="709"/>
         <w:rPr>
-          <w:rFonts w:ascii="TH Sarabun New" w:hAnsi="TH Sarabun New" w:cs="TH Sarabun New" w:hint="cs"/>
+          <w:rFonts w:ascii="TH Sarabun New" w:hAnsi="TH Sarabun New" w:cs="TH Sarabun New"/>
           <w:b/>
           <w:bCs/>
           <w:sz w:val="32"/>
@@ -370,7 +204,7 @@
         <w:ind w:firstLine="709"/>
         <w:jc w:val="thaiDistribute"/>
         <w:rPr>
-          <w:rFonts w:ascii="TH Sarabun New" w:hAnsi="TH Sarabun New" w:cs="TH Sarabun New" w:hint="cs"/>
+          <w:rFonts w:ascii="TH Sarabun New" w:hAnsi="TH Sarabun New" w:cs="TH Sarabun New"/>
         </w:rPr>
       </w:pPr>
       <w:r>
@@ -387,32 +221,14 @@
           <w:cs/>
           <w:lang w:bidi="th-TH"/>
         </w:rPr>
-        <w:t>ค้นหาคำนามที่ปรากฏอยู่ใน</w:t>
-      </w:r>
-      <w:proofErr w:type="spellStart"/>
+        <w:t>ค้นหาคำนามที่ปรากฏอยู่ในยูสเคส</w:t>
+      </w:r>
       <w:r>
         <w:rPr>
           <w:rFonts w:ascii="TH Sarabun New" w:hAnsi="TH Sarabun New" w:cs="TH Sarabun New" w:hint="cs"/>
           <w:cs/>
           <w:lang w:bidi="th-TH"/>
         </w:rPr>
-        <w:t>ยูส</w:t>
-      </w:r>
-      <w:proofErr w:type="spellEnd"/>
-      <w:r>
-        <w:rPr>
-          <w:rFonts w:ascii="TH Sarabun New" w:hAnsi="TH Sarabun New" w:cs="TH Sarabun New" w:hint="cs"/>
-          <w:cs/>
-          <w:lang w:bidi="th-TH"/>
-        </w:rPr>
-        <w:t>เคส</w:t>
-      </w:r>
-      <w:r>
-        <w:rPr>
-          <w:rFonts w:ascii="TH Sarabun New" w:hAnsi="TH Sarabun New" w:cs="TH Sarabun New" w:hint="cs"/>
-          <w:cs/>
-          <w:lang w:bidi="th-TH"/>
-        </w:rPr>
         <w:t>และนำมาจัดเรียงไว้ในตารางเพื่อกำหนดเป็นคลาสคู่แข่ง  ซึ่งจะเป็นคำนามที่มีศักยภาพที่สามารถนำมาใช้เป็นคลาสได้  ดังตารางต่อไปนี้</w:t>
       </w:r>
       <w:r>
@@ -426,7 +242,7 @@
       <w:pPr>
         <w:jc w:val="thaiDistribute"/>
         <w:rPr>
-          <w:rFonts w:ascii="TH Sarabun New" w:hAnsi="TH Sarabun New" w:cs="TH Sarabun New" w:hint="cs"/>
+          <w:rFonts w:ascii="TH Sarabun New" w:hAnsi="TH Sarabun New" w:cs="TH Sarabun New"/>
         </w:rPr>
       </w:pPr>
     </w:p>
@@ -434,7 +250,7 @@
       <w:pPr>
         <w:jc w:val="center"/>
         <w:rPr>
-          <w:rFonts w:ascii="TH Sarabun New" w:hAnsi="TH Sarabun New" w:cs="TH Sarabun New" w:hint="cs"/>
+          <w:rFonts w:ascii="TH Sarabun New" w:hAnsi="TH Sarabun New" w:cs="TH Sarabun New"/>
         </w:rPr>
       </w:pPr>
       <w:r>
@@ -461,25 +277,7 @@
           <w:cs/>
           <w:lang w:bidi="th-TH"/>
         </w:rPr>
-        <w:t xml:space="preserve"> แสดงคำนามที่ใช้เป็นคลาสคู่แข่งจากรายละเอียดของ</w:t>
-      </w:r>
-      <w:proofErr w:type="spellStart"/>
-      <w:r>
-        <w:rPr>
-          <w:rFonts w:ascii="TH Sarabun New" w:hAnsi="TH Sarabun New" w:cs="TH Sarabun New" w:hint="cs"/>
-          <w:cs/>
-          <w:lang w:bidi="th-TH"/>
-        </w:rPr>
-        <w:t>ยูส</w:t>
-      </w:r>
-      <w:proofErr w:type="spellEnd"/>
-      <w:r>
-        <w:rPr>
-          <w:rFonts w:ascii="TH Sarabun New" w:hAnsi="TH Sarabun New" w:cs="TH Sarabun New" w:hint="cs"/>
-          <w:cs/>
-          <w:lang w:bidi="th-TH"/>
-        </w:rPr>
-        <w:t>เคส</w:t>
+        <w:t xml:space="preserve"> แสดงคำนามที่ใช้เป็นคลาสคู่แข่งจากรายละเอียดของยูสเคส</w:t>
       </w:r>
     </w:p>
     <w:tbl>
@@ -509,7 +307,7 @@
           <w:p>
             <w:pPr>
               <w:rPr>
-                <w:rFonts w:ascii="TH Sarabun New" w:hAnsi="TH Sarabun New" w:cs="TH Sarabun New" w:hint="cs"/>
+                <w:rFonts w:ascii="TH Sarabun New" w:hAnsi="TH Sarabun New" w:cs="TH Sarabun New"/>
                 <w:lang w:bidi="th-TH"/>
               </w:rPr>
             </w:pPr>
@@ -549,7 +347,7 @@
           <w:p>
             <w:pPr>
               <w:rPr>
-                <w:rFonts w:ascii="TH Sarabun New" w:hAnsi="TH Sarabun New" w:cs="TH Sarabun New" w:hint="cs"/>
+                <w:rFonts w:ascii="TH Sarabun New" w:hAnsi="TH Sarabun New" w:cs="TH Sarabun New"/>
               </w:rPr>
             </w:pPr>
             <w:r>
@@ -567,7 +365,7 @@
           <w:p>
             <w:pPr>
               <w:rPr>
-                <w:rFonts w:ascii="TH Sarabun New" w:hAnsi="TH Sarabun New" w:cs="TH Sarabun New" w:hint="cs"/>
+                <w:rFonts w:ascii="TH Sarabun New" w:hAnsi="TH Sarabun New" w:cs="TH Sarabun New"/>
                 <w:lang w:bidi="th-TH"/>
               </w:rPr>
             </w:pPr>
@@ -607,7 +405,7 @@
           <w:p>
             <w:pPr>
               <w:rPr>
-                <w:rFonts w:ascii="TH Sarabun New" w:hAnsi="TH Sarabun New" w:cs="TH Sarabun New" w:hint="cs"/>
+                <w:rFonts w:ascii="TH Sarabun New" w:hAnsi="TH Sarabun New" w:cs="TH Sarabun New"/>
               </w:rPr>
             </w:pPr>
             <w:r>
@@ -625,7 +423,7 @@
           <w:p>
             <w:pPr>
               <w:rPr>
-                <w:rFonts w:ascii="TH Sarabun New" w:hAnsi="TH Sarabun New" w:cs="TH Sarabun New" w:hint="cs"/>
+                <w:rFonts w:ascii="TH Sarabun New" w:hAnsi="TH Sarabun New" w:cs="TH Sarabun New"/>
                 <w:lang w:bidi="th-TH"/>
               </w:rPr>
             </w:pPr>
@@ -665,7 +463,7 @@
           <w:p>
             <w:pPr>
               <w:rPr>
-                <w:rFonts w:ascii="TH Sarabun New" w:hAnsi="TH Sarabun New" w:cs="TH Sarabun New" w:hint="cs"/>
+                <w:rFonts w:ascii="TH Sarabun New" w:hAnsi="TH Sarabun New" w:cs="TH Sarabun New"/>
                 <w:lang w:bidi="th-TH"/>
               </w:rPr>
             </w:pPr>
@@ -687,7 +485,7 @@
           <w:p>
             <w:pPr>
               <w:rPr>
-                <w:rFonts w:ascii="TH Sarabun New" w:hAnsi="TH Sarabun New" w:cs="TH Sarabun New" w:hint="cs"/>
+                <w:rFonts w:ascii="TH Sarabun New" w:hAnsi="TH Sarabun New" w:cs="TH Sarabun New"/>
                 <w:lang w:bidi="th-TH"/>
               </w:rPr>
             </w:pPr>
@@ -703,12 +501,11 @@
           <w:p>
             <w:pPr>
               <w:rPr>
-                <w:rFonts w:ascii="TH Sarabun New" w:hAnsi="TH Sarabun New" w:cs="TH Sarabun New" w:hint="cs"/>
+                <w:rFonts w:ascii="TH Sarabun New" w:hAnsi="TH Sarabun New" w:cs="TH Sarabun New"/>
                 <w:cs/>
                 <w:lang w:bidi="th-TH"/>
               </w:rPr>
             </w:pPr>
-            <w:proofErr w:type="spellStart"/>
             <w:r>
               <w:rPr>
                 <w:rFonts w:ascii="TH Sarabun New" w:hAnsi="TH Sarabun New" w:cs="TH Sarabun New" w:hint="cs"/>
@@ -716,7 +513,6 @@
               </w:rPr>
               <w:t>category_member</w:t>
             </w:r>
-            <w:proofErr w:type="spellEnd"/>
           </w:p>
         </w:tc>
         <w:tc>
@@ -726,7 +522,7 @@
           <w:p>
             <w:pPr>
               <w:rPr>
-                <w:rFonts w:ascii="TH Sarabun New" w:hAnsi="TH Sarabun New" w:cs="TH Sarabun New" w:hint="cs"/>
+                <w:rFonts w:ascii="TH Sarabun New" w:hAnsi="TH Sarabun New" w:cs="TH Sarabun New"/>
                 <w:lang w:bidi="th-TH"/>
               </w:rPr>
             </w:pPr>
@@ -742,7 +538,7 @@
           <w:p>
             <w:pPr>
               <w:rPr>
-                <w:rFonts w:ascii="TH Sarabun New" w:hAnsi="TH Sarabun New" w:cs="TH Sarabun New" w:hint="cs"/>
+                <w:rFonts w:ascii="TH Sarabun New" w:hAnsi="TH Sarabun New" w:cs="TH Sarabun New"/>
                 <w:lang w:bidi="th-TH"/>
               </w:rPr>
             </w:pPr>
@@ -762,7 +558,7 @@
           <w:p>
             <w:pPr>
               <w:rPr>
-                <w:rFonts w:ascii="TH Sarabun New" w:hAnsi="TH Sarabun New" w:cs="TH Sarabun New" w:hint="cs"/>
+                <w:rFonts w:ascii="TH Sarabun New" w:hAnsi="TH Sarabun New" w:cs="TH Sarabun New"/>
                 <w:cs/>
                 <w:lang w:bidi="th-TH"/>
               </w:rPr>
@@ -776,7 +572,7 @@
         <w:ind w:firstLine="720"/>
         <w:jc w:val="thaiDistribute"/>
         <w:rPr>
-          <w:rFonts w:ascii="TH Sarabun New" w:hAnsi="TH Sarabun New" w:cs="TH Sarabun New" w:hint="cs"/>
+          <w:rFonts w:ascii="TH Sarabun New" w:hAnsi="TH Sarabun New" w:cs="TH Sarabun New"/>
           <w:lang w:bidi="th-TH"/>
         </w:rPr>
       </w:pPr>
@@ -786,7 +582,7 @@
         <w:ind w:firstLine="720"/>
         <w:jc w:val="thaiDistribute"/>
         <w:rPr>
-          <w:rFonts w:ascii="TH Sarabun New" w:hAnsi="TH Sarabun New" w:cs="TH Sarabun New" w:hint="cs"/>
+          <w:rFonts w:ascii="TH Sarabun New" w:hAnsi="TH Sarabun New" w:cs="TH Sarabun New"/>
           <w:b/>
           <w:bCs/>
           <w:lang w:bidi="th-TH"/>
@@ -837,7 +633,7 @@
         <w:ind w:left="720"/>
         <w:jc w:val="thaiDistribute"/>
         <w:rPr>
-          <w:rFonts w:ascii="TH Sarabun New" w:hAnsi="TH Sarabun New" w:cs="TH Sarabun New" w:hint="cs"/>
+          <w:rFonts w:ascii="TH Sarabun New" w:hAnsi="TH Sarabun New" w:cs="TH Sarabun New"/>
           <w:b/>
           <w:bCs/>
           <w:cs/>
@@ -854,7 +650,7 @@
         </w:numPr>
         <w:ind w:firstLine="709"/>
         <w:rPr>
-          <w:rFonts w:ascii="TH Sarabun New" w:hAnsi="TH Sarabun New" w:cs="TH Sarabun New" w:hint="cs"/>
+          <w:rFonts w:ascii="TH Sarabun New" w:hAnsi="TH Sarabun New" w:cs="TH Sarabun New"/>
           <w:b/>
           <w:bCs/>
           <w:sz w:val="32"/>
@@ -1082,6 +878,7 @@
       <w:r>
         <w:rPr>
           <w:rFonts w:ascii="TH Sarabun New" w:hAnsi="TH Sarabun New" w:cs="TH Sarabun New"/>
+          <w:noProof/>
           <w:lang w:bidi="th-TH"/>
         </w:rPr>
         <w:drawing>
@@ -1137,7 +934,7 @@
     <w:p>
       <w:pPr>
         <w:rPr>
-          <w:rFonts w:ascii="TH Sarabun New" w:hAnsi="TH Sarabun New" w:cs="TH Sarabun New" w:hint="cs"/>
+          <w:rFonts w:ascii="TH Sarabun New" w:hAnsi="TH Sarabun New" w:cs="TH Sarabun New"/>
           <w:b/>
           <w:bCs/>
           <w:lang w:bidi="th-TH"/>
@@ -1454,48 +1251,54 @@
           <w:cs/>
           <w:lang w:bidi="th-TH"/>
         </w:rPr>
-        <w:t>ผู้ใช้งานแต่ละคนสามารถถูกรับมอบหมายงาน (ผ่าน</w:t>
-      </w:r>
-      <w:proofErr w:type="spellStart"/>
+        <w:t>ผู้ใช้งานแต่ละคนสามารถถูกรับมอบหมายงาน (ผ่านฟิลด์</w:t>
+      </w:r>
+      <w:r>
+        <w:rPr>
+          <w:rFonts w:ascii="TH Sarabun New" w:eastAsia="SimSun" w:hAnsi="TH Sarabun New" w:cs="TH Sarabun New"/>
+          <w:lang w:bidi="th-TH"/>
+        </w:rPr>
+        <w:t xml:space="preserve"> assigned_to) </w:t>
+      </w:r>
       <w:r>
         <w:rPr>
           <w:rFonts w:ascii="TH Sarabun New" w:eastAsia="SimSun" w:hAnsi="TH Sarabun New" w:cs="TH Sarabun New"/>
           <w:cs/>
           <w:lang w:bidi="th-TH"/>
         </w:rPr>
-        <w:t>ฟิ</w:t>
-      </w:r>
-      <w:proofErr w:type="spellEnd"/>
+        <w:t>ได้หลายงาน</w:t>
+      </w:r>
+    </w:p>
+    <w:p>
+      <w:pPr>
+        <w:ind w:firstLine="1440"/>
+        <w:jc w:val="thaiDistribute"/>
+        <w:rPr>
+          <w:rFonts w:ascii="TH Sarabun New" w:eastAsia="SimSun" w:hAnsi="TH Sarabun New" w:cs="TH Sarabun New"/>
+          <w:lang w:bidi="th-TH"/>
+        </w:rPr>
+      </w:pPr>
+      <w:r>
+        <w:rPr>
+          <w:rFonts w:ascii="TH Sarabun New" w:eastAsia="SimSun" w:hAnsi="TH Sarabun New" w:cs="TH Sarabun New"/>
+          <w:lang w:bidi="th-TH"/>
+        </w:rPr>
+        <w:t xml:space="preserve">- </w:t>
+      </w:r>
       <w:r>
         <w:rPr>
           <w:rFonts w:ascii="TH Sarabun New" w:eastAsia="SimSun" w:hAnsi="TH Sarabun New" w:cs="TH Sarabun New"/>
           <w:cs/>
           <w:lang w:bidi="th-TH"/>
         </w:rPr>
-        <w:t>ลด์</w:t>
+        <w:t>ตาราง</w:t>
       </w:r>
       <w:r>
         <w:rPr>
           <w:rFonts w:ascii="TH Sarabun New" w:eastAsia="SimSun" w:hAnsi="TH Sarabun New" w:cs="TH Sarabun New"/>
           <w:lang w:bidi="th-TH"/>
         </w:rPr>
-        <w:t xml:space="preserve"> </w:t>
-      </w:r>
-      <w:proofErr w:type="spellStart"/>
-      <w:r>
-        <w:rPr>
-          <w:rFonts w:ascii="TH Sarabun New" w:eastAsia="SimSun" w:hAnsi="TH Sarabun New" w:cs="TH Sarabun New"/>
-          <w:lang w:bidi="th-TH"/>
-        </w:rPr>
-        <w:t>assigned_to</w:t>
-      </w:r>
-      <w:proofErr w:type="spellEnd"/>
-      <w:r>
-        <w:rPr>
-          <w:rFonts w:ascii="TH Sarabun New" w:eastAsia="SimSun" w:hAnsi="TH Sarabun New" w:cs="TH Sarabun New"/>
-          <w:lang w:bidi="th-TH"/>
-        </w:rPr>
-        <w:t xml:space="preserve">) </w:t>
+        <w:t xml:space="preserve"> users </w:t>
       </w:r>
       <w:r>
         <w:rPr>
@@ -1503,24 +1306,14 @@
           <w:cs/>
           <w:lang w:bidi="th-TH"/>
         </w:rPr>
-        <w:t>ได้หลายงาน</w:t>
-      </w:r>
-    </w:p>
-    <w:p>
-      <w:pPr>
-        <w:ind w:firstLine="1440"/>
-        <w:jc w:val="thaiDistribute"/>
-        <w:rPr>
-          <w:rFonts w:ascii="TH Sarabun New" w:eastAsia="SimSun" w:hAnsi="TH Sarabun New" w:cs="TH Sarabun New" w:hint="cs"/>
-          <w:lang w:bidi="th-TH"/>
-        </w:rPr>
-      </w:pPr>
+        <w:t>และ</w:t>
+      </w:r>
       <w:r>
         <w:rPr>
           <w:rFonts w:ascii="TH Sarabun New" w:eastAsia="SimSun" w:hAnsi="TH Sarabun New" w:cs="TH Sarabun New"/>
           <w:lang w:bidi="th-TH"/>
         </w:rPr>
-        <w:t xml:space="preserve">- </w:t>
+        <w:t xml:space="preserve"> categories </w:t>
       </w:r>
       <w:r>
         <w:rPr>
@@ -1528,36 +1321,6 @@
           <w:cs/>
           <w:lang w:bidi="th-TH"/>
         </w:rPr>
-        <w:t>ตาราง</w:t>
-      </w:r>
-      <w:r>
-        <w:rPr>
-          <w:rFonts w:ascii="TH Sarabun New" w:eastAsia="SimSun" w:hAnsi="TH Sarabun New" w:cs="TH Sarabun New"/>
-          <w:lang w:bidi="th-TH"/>
-        </w:rPr>
-        <w:t xml:space="preserve"> users </w:t>
-      </w:r>
-      <w:r>
-        <w:rPr>
-          <w:rFonts w:ascii="TH Sarabun New" w:eastAsia="SimSun" w:hAnsi="TH Sarabun New" w:cs="TH Sarabun New"/>
-          <w:cs/>
-          <w:lang w:bidi="th-TH"/>
-        </w:rPr>
-        <w:t>และ</w:t>
-      </w:r>
-      <w:r>
-        <w:rPr>
-          <w:rFonts w:ascii="TH Sarabun New" w:eastAsia="SimSun" w:hAnsi="TH Sarabun New" w:cs="TH Sarabun New"/>
-          <w:lang w:bidi="th-TH"/>
-        </w:rPr>
-        <w:t xml:space="preserve"> categories </w:t>
-      </w:r>
-      <w:r>
-        <w:rPr>
-          <w:rFonts w:ascii="TH Sarabun New" w:eastAsia="SimSun" w:hAnsi="TH Sarabun New" w:cs="TH Sarabun New"/>
-          <w:cs/>
-          <w:lang w:bidi="th-TH"/>
-        </w:rPr>
         <w:t>มีความสัมพันธ์กันผ่านตารางตารางเชื่อม</w:t>
       </w:r>
       <w:r>
@@ -1568,21 +1331,12 @@
         </w:rPr>
         <w:t>ตาราง</w:t>
       </w:r>
-      <w:proofErr w:type="spellStart"/>
       <w:r>
         <w:rPr>
           <w:rFonts w:ascii="TH Sarabun New" w:eastAsia="SimSun" w:hAnsi="TH Sarabun New" w:cs="TH Sarabun New"/>
           <w:lang w:bidi="th-TH"/>
         </w:rPr>
-        <w:t>category_member</w:t>
-      </w:r>
-      <w:proofErr w:type="spellEnd"/>
-      <w:r>
-        <w:rPr>
-          <w:rFonts w:ascii="TH Sarabun New" w:eastAsia="SimSun" w:hAnsi="TH Sarabun New" w:cs="TH Sarabun New"/>
-          <w:lang w:bidi="th-TH"/>
-        </w:rPr>
-        <w:t xml:space="preserve"> </w:t>
+        <w:t xml:space="preserve">category_member </w:t>
       </w:r>
       <w:r>
         <w:rPr>
@@ -1617,6 +1371,17 @@
         </w:numPr>
         <w:ind w:left="720"/>
         <w:rPr>
+          <w:rFonts w:ascii="TH Sarabun New" w:hAnsi="TH Sarabun New" w:cs="TH Sarabun New"/>
+          <w:b/>
+          <w:bCs/>
+          <w:i w:val="0"/>
+          <w:iCs/>
+          <w:sz w:val="32"/>
+          <w:lang w:bidi="th-TH"/>
+        </w:rPr>
+      </w:pPr>
+      <w:r>
+        <w:rPr>
           <w:rFonts w:ascii="TH Sarabun New" w:hAnsi="TH Sarabun New" w:cs="TH Sarabun New" w:hint="cs"/>
           <w:b/>
           <w:bCs/>
@@ -1625,7 +1390,8 @@
           <w:sz w:val="32"/>
           <w:lang w:bidi="th-TH"/>
         </w:rPr>
-      </w:pPr>
+        <w:br w:type="page"/>
+      </w:r>
       <w:r>
         <w:rPr>
           <w:rFonts w:ascii="TH Sarabun New" w:hAnsi="TH Sarabun New" w:cs="TH Sarabun New" w:hint="cs"/>
@@ -1636,7 +1402,8 @@
           <w:sz w:val="32"/>
           <w:lang w:bidi="th-TH"/>
         </w:rPr>
-        <w:br w:type="page"/>
+        <w:lastRenderedPageBreak/>
+        <w:t>3</w:t>
       </w:r>
       <w:r>
         <w:rPr>
@@ -1648,8 +1415,7 @@
           <w:sz w:val="32"/>
           <w:lang w:bidi="th-TH"/>
         </w:rPr>
-        <w:lastRenderedPageBreak/>
-        <w:t>3</w:t>
+        <w:t>.</w:t>
       </w:r>
       <w:r>
         <w:rPr>
@@ -1661,7 +1427,7 @@
           <w:sz w:val="32"/>
           <w:lang w:bidi="th-TH"/>
         </w:rPr>
-        <w:t>.</w:t>
+        <w:t>1.</w:t>
       </w:r>
       <w:r>
         <w:rPr>
@@ -1673,7 +1439,28 @@
           <w:sz w:val="32"/>
           <w:lang w:bidi="th-TH"/>
         </w:rPr>
-        <w:t>1.</w:t>
+        <w:t>3</w:t>
+      </w:r>
+      <w:r>
+        <w:rPr>
+          <w:rFonts w:ascii="TH Sarabun New" w:hAnsi="TH Sarabun New" w:cs="TH Sarabun New" w:hint="cs"/>
+          <w:b/>
+          <w:bCs/>
+          <w:sz w:val="32"/>
+          <w:lang w:bidi="th-TH"/>
+        </w:rPr>
+        <w:t xml:space="preserve"> </w:t>
+      </w:r>
+      <w:r>
+        <w:rPr>
+          <w:rFonts w:ascii="TH Sarabun New" w:hAnsi="TH Sarabun New" w:cs="TH Sarabun New" w:hint="cs"/>
+          <w:b/>
+          <w:bCs/>
+          <w:sz w:val="32"/>
+          <w:cs/>
+          <w:lang w:bidi="th-TH"/>
+        </w:rPr>
+        <w:t xml:space="preserve">การกำหนดแอททริบิวต์ของคลาส </w:t>
       </w:r>
       <w:r>
         <w:rPr>
@@ -1685,90 +1472,7 @@
           <w:sz w:val="32"/>
           <w:lang w:bidi="th-TH"/>
         </w:rPr>
-        <w:t>3</w:t>
-      </w:r>
-      <w:r>
-        <w:rPr>
-          <w:rFonts w:ascii="TH Sarabun New" w:hAnsi="TH Sarabun New" w:cs="TH Sarabun New" w:hint="cs"/>
-          <w:b/>
-          <w:bCs/>
-          <w:sz w:val="32"/>
-          <w:lang w:bidi="th-TH"/>
-        </w:rPr>
-        <w:t xml:space="preserve"> </w:t>
-      </w:r>
-      <w:r>
-        <w:rPr>
-          <w:rFonts w:ascii="TH Sarabun New" w:hAnsi="TH Sarabun New" w:cs="TH Sarabun New" w:hint="cs"/>
-          <w:b/>
-          <w:bCs/>
-          <w:sz w:val="32"/>
-          <w:cs/>
-          <w:lang w:bidi="th-TH"/>
-        </w:rPr>
-        <w:t>การกำหนดแอททริบิว</w:t>
-      </w:r>
-      <w:proofErr w:type="spellStart"/>
-      <w:r>
-        <w:rPr>
-          <w:rFonts w:ascii="TH Sarabun New" w:hAnsi="TH Sarabun New" w:cs="TH Sarabun New" w:hint="cs"/>
-          <w:b/>
-          <w:bCs/>
-          <w:sz w:val="32"/>
-          <w:cs/>
-          <w:lang w:bidi="th-TH"/>
-        </w:rPr>
-        <w:t>ต์</w:t>
-      </w:r>
-      <w:proofErr w:type="spellEnd"/>
-      <w:r>
-        <w:rPr>
-          <w:rFonts w:ascii="TH Sarabun New" w:hAnsi="TH Sarabun New" w:cs="TH Sarabun New" w:hint="cs"/>
-          <w:b/>
-          <w:bCs/>
-          <w:sz w:val="32"/>
-          <w:cs/>
-          <w:lang w:bidi="th-TH"/>
-        </w:rPr>
-        <w:t xml:space="preserve">ของคลาส </w:t>
-      </w:r>
-      <w:r>
-        <w:rPr>
-          <w:rFonts w:ascii="TH Sarabun New" w:hAnsi="TH Sarabun New" w:cs="TH Sarabun New" w:hint="cs"/>
-          <w:b/>
-          <w:bCs/>
-          <w:i w:val="0"/>
-          <w:iCs/>
-          <w:sz w:val="32"/>
-          <w:lang w:bidi="th-TH"/>
-        </w:rPr>
-        <w:t>(</w:t>
-      </w:r>
-      <w:proofErr w:type="gramStart"/>
-      <w:r>
-        <w:rPr>
-          <w:rFonts w:ascii="TH Sarabun New" w:hAnsi="TH Sarabun New" w:cs="TH Sarabun New" w:hint="cs"/>
-          <w:b/>
-          <w:bCs/>
-          <w:i w:val="0"/>
-          <w:iCs/>
-          <w:sz w:val="32"/>
-          <w:lang w:bidi="th-TH"/>
-        </w:rPr>
-        <w:t>Class :</w:t>
-      </w:r>
-      <w:proofErr w:type="gramEnd"/>
-      <w:r>
-        <w:rPr>
-          <w:rFonts w:ascii="TH Sarabun New" w:hAnsi="TH Sarabun New" w:cs="TH Sarabun New" w:hint="cs"/>
-          <w:b/>
-          <w:bCs/>
-          <w:i w:val="0"/>
-          <w:iCs/>
-          <w:sz w:val="32"/>
-          <w:lang w:bidi="th-TH"/>
-        </w:rPr>
-        <w:t xml:space="preserve"> Attribute)</w:t>
+        <w:t>(Class : Attribute)</w:t>
       </w:r>
     </w:p>
     <w:p>
@@ -1776,7 +1480,7 @@
         <w:ind w:firstLine="709"/>
         <w:jc w:val="thaiDistribute"/>
         <w:rPr>
-          <w:rFonts w:ascii="TH Sarabun New" w:hAnsi="TH Sarabun New" w:cs="TH Sarabun New" w:hint="cs"/>
+          <w:rFonts w:ascii="TH Sarabun New" w:hAnsi="TH Sarabun New" w:cs="TH Sarabun New"/>
           <w:lang w:bidi="th-TH"/>
         </w:rPr>
       </w:pPr>
@@ -1788,25 +1492,32 @@
           <w:cs/>
           <w:lang w:bidi="th-TH"/>
         </w:rPr>
-        <w:t>แอททริบิว</w:t>
-      </w:r>
-      <w:proofErr w:type="spellStart"/>
+        <w:t>แอททริบิวต์เป็นคุณสมบัติของออปเจค  โดยปกติจะเกี่ยวข้องกับคำนามตามด้วยวลีที่แสดง</w:t>
+      </w:r>
+      <w:r>
+        <w:rPr>
+          <w:rFonts w:ascii="TH Sarabun New" w:hAnsi="TH Sarabun New" w:cs="TH Sarabun New" w:hint="cs"/>
+          <w:lang w:bidi="th-TH"/>
+        </w:rPr>
+        <w:t xml:space="preserve"> </w:t>
+      </w:r>
       <w:r>
         <w:rPr>
           <w:rFonts w:ascii="TH Sarabun New" w:hAnsi="TH Sarabun New" w:cs="TH Sarabun New" w:hint="cs"/>
           <w:cs/>
           <w:lang w:bidi="th-TH"/>
         </w:rPr>
-        <w:t>ต์</w:t>
-      </w:r>
-      <w:proofErr w:type="spellEnd"/>
+        <w:t xml:space="preserve">ความเป็นเจ้าของ  </w:t>
+      </w:r>
+      <w:bookmarkStart w:id="1" w:name="749310"/>
+      <w:bookmarkEnd w:id="1"/>
       <w:r>
         <w:rPr>
           <w:rFonts w:ascii="TH Sarabun New" w:hAnsi="TH Sarabun New" w:cs="TH Sarabun New" w:hint="cs"/>
           <w:cs/>
           <w:lang w:bidi="th-TH"/>
         </w:rPr>
-        <w:t>เป็นคุณสมบัติของออปเจค  โดยปกติจะเกี่ยวข้องกับคำนามตามด้วยวลีที่แสดง</w:t>
+        <w:t>จากนั้นจึงกำหนดแอททริบิวต์</w:t>
       </w:r>
       <w:r>
         <w:rPr>
@@ -1821,108 +1532,22 @@
           <w:cs/>
           <w:lang w:bidi="th-TH"/>
         </w:rPr>
-        <w:t xml:space="preserve">ความเป็นเจ้าของ  </w:t>
-      </w:r>
-      <w:bookmarkStart w:id="1" w:name="749310"/>
-      <w:bookmarkEnd w:id="1"/>
+        <w:t>ที่เป็นส่วนรายละเอียดในขั้นตอนถัดไป  โดยปกติแล้วแอททริบิวต์จะได้มาจากคำนามส่วนที่เหลือ ประกอบไปด้วยคลาส</w:t>
+      </w:r>
+      <w:r>
+        <w:rPr>
+          <w:rFonts w:ascii="TH Sarabun New" w:hAnsi="TH Sarabun New" w:cs="TH Sarabun New" w:hint="cs"/>
+          <w:lang w:bidi="th-TH"/>
+        </w:rPr>
+        <w:t xml:space="preserve"> </w:t>
+      </w:r>
       <w:r>
         <w:rPr>
           <w:rFonts w:ascii="TH Sarabun New" w:hAnsi="TH Sarabun New" w:cs="TH Sarabun New" w:hint="cs"/>
           <w:cs/>
           <w:lang w:bidi="th-TH"/>
         </w:rPr>
-        <w:t>จากนั้นจึงกำหนดแอททริบิว</w:t>
-      </w:r>
-      <w:proofErr w:type="spellStart"/>
-      <w:r>
-        <w:rPr>
-          <w:rFonts w:ascii="TH Sarabun New" w:hAnsi="TH Sarabun New" w:cs="TH Sarabun New" w:hint="cs"/>
-          <w:cs/>
-          <w:lang w:bidi="th-TH"/>
-        </w:rPr>
-        <w:t>ต์</w:t>
-      </w:r>
-      <w:proofErr w:type="spellEnd"/>
-      <w:r>
-        <w:rPr>
-          <w:rFonts w:ascii="TH Sarabun New" w:hAnsi="TH Sarabun New" w:cs="TH Sarabun New" w:hint="cs"/>
-          <w:lang w:bidi="th-TH"/>
-        </w:rPr>
-        <w:t xml:space="preserve"> </w:t>
-      </w:r>
-      <w:r>
-        <w:rPr>
-          <w:rFonts w:ascii="TH Sarabun New" w:hAnsi="TH Sarabun New" w:cs="TH Sarabun New" w:hint="cs"/>
-          <w:cs/>
-          <w:lang w:bidi="th-TH"/>
-        </w:rPr>
-        <w:t>ที่เป็นส่วนรายละเอียดในขั้นตอนถัดไป  โดยปกติแล้วแอททริบิ</w:t>
-      </w:r>
-      <w:proofErr w:type="spellStart"/>
-      <w:r>
-        <w:rPr>
-          <w:rFonts w:ascii="TH Sarabun New" w:hAnsi="TH Sarabun New" w:cs="TH Sarabun New" w:hint="cs"/>
-          <w:cs/>
-          <w:lang w:bidi="th-TH"/>
-        </w:rPr>
-        <w:t>วต์</w:t>
-      </w:r>
-      <w:proofErr w:type="spellEnd"/>
-      <w:r>
-        <w:rPr>
-          <w:rFonts w:ascii="TH Sarabun New" w:hAnsi="TH Sarabun New" w:cs="TH Sarabun New" w:hint="cs"/>
-          <w:cs/>
-          <w:lang w:bidi="th-TH"/>
-        </w:rPr>
-        <w:t xml:space="preserve">จะได้มาจากคำนามส่วนที่เหลือ สำหรับระบบ </w:t>
-      </w:r>
-      <w:r>
-        <w:rPr>
-          <w:rFonts w:ascii="TH Sarabun New" w:hAnsi="TH Sarabun New" w:cs="TH Sarabun New" w:hint="cs"/>
-          <w:lang w:bidi="th-TH"/>
-        </w:rPr>
-        <w:t xml:space="preserve">Shopping Cart </w:t>
-      </w:r>
-      <w:r>
-        <w:rPr>
-          <w:rFonts w:ascii="TH Sarabun New" w:hAnsi="TH Sarabun New" w:cs="TH Sarabun New" w:hint="cs"/>
-          <w:cs/>
-          <w:lang w:bidi="th-TH"/>
-        </w:rPr>
-        <w:t>ประกอบไปด้วยคลาส</w:t>
-      </w:r>
-      <w:r>
-        <w:rPr>
-          <w:rFonts w:ascii="TH Sarabun New" w:hAnsi="TH Sarabun New" w:cs="TH Sarabun New" w:hint="cs"/>
-          <w:lang w:bidi="th-TH"/>
-        </w:rPr>
-        <w:t xml:space="preserve"> </w:t>
-      </w:r>
-      <w:r>
-        <w:rPr>
-          <w:rFonts w:ascii="TH Sarabun New" w:hAnsi="TH Sarabun New" w:cs="TH Sarabun New" w:hint="cs"/>
-          <w:cs/>
-          <w:lang w:bidi="th-TH"/>
-        </w:rPr>
-        <w:t>และแอททริบิว</w:t>
-      </w:r>
-      <w:proofErr w:type="spellStart"/>
-      <w:r>
-        <w:rPr>
-          <w:rFonts w:ascii="TH Sarabun New" w:hAnsi="TH Sarabun New" w:cs="TH Sarabun New" w:hint="cs"/>
-          <w:cs/>
-          <w:lang w:bidi="th-TH"/>
-        </w:rPr>
-        <w:t>ต์</w:t>
-      </w:r>
-      <w:proofErr w:type="spellEnd"/>
-      <w:r>
-        <w:rPr>
-          <w:rFonts w:ascii="TH Sarabun New" w:hAnsi="TH Sarabun New" w:cs="TH Sarabun New" w:hint="cs"/>
-          <w:cs/>
-          <w:lang w:bidi="th-TH"/>
-        </w:rPr>
-        <w:t>ดังต่อไปนี้</w:t>
+        <w:t>และแอททริบิวต์ดังต่อไปนี้</w:t>
       </w:r>
     </w:p>
     <w:p>
@@ -1930,7 +1555,7 @@
         <w:ind w:left="810"/>
         <w:jc w:val="thaiDistribute"/>
         <w:rPr>
-          <w:rFonts w:ascii="TH Sarabun New" w:hAnsi="TH Sarabun New" w:cs="TH Sarabun New" w:hint="cs"/>
+          <w:rFonts w:ascii="TH Sarabun New" w:hAnsi="TH Sarabun New" w:cs="TH Sarabun New"/>
           <w:sz w:val="16"/>
           <w:szCs w:val="16"/>
           <w:lang w:bidi="th-TH"/>
@@ -1965,7 +1590,7 @@
             <w:pPr>
               <w:jc w:val="center"/>
               <w:rPr>
-                <w:rFonts w:ascii="TH Sarabun New" w:hAnsi="TH Sarabun New" w:cs="TH Sarabun New" w:hint="cs"/>
+                <w:rFonts w:ascii="TH Sarabun New" w:hAnsi="TH Sarabun New" w:cs="TH Sarabun New"/>
                 <w:sz w:val="16"/>
                 <w:szCs w:val="16"/>
               </w:rPr>
@@ -1981,6 +1606,7 @@
             <w:r>
               <w:rPr>
                 <w:rFonts w:ascii="TH Sarabun New" w:hAnsi="TH Sarabun New" w:cs="TH Sarabun New"/>
+                <w:noProof/>
               </w:rPr>
               <w:drawing>
                 <wp:inline distT="0" distB="0" distL="0" distR="0" wp14:anchorId="5E97B351" wp14:editId="7CC23262">
@@ -2036,7 +1662,7 @@
             <w:pPr>
               <w:jc w:val="center"/>
               <w:rPr>
-                <w:rFonts w:ascii="TH Sarabun New" w:hAnsi="TH Sarabun New" w:cs="TH Sarabun New" w:hint="cs"/>
+                <w:rFonts w:ascii="TH Sarabun New" w:hAnsi="TH Sarabun New" w:cs="TH Sarabun New"/>
                 <w:sz w:val="16"/>
                 <w:szCs w:val="16"/>
                 <w:rtl/>
@@ -2090,25 +1716,7 @@
                 <w:cs/>
                 <w:lang w:bidi="th-TH"/>
               </w:rPr>
-              <w:t>ประกอบไปด้วยแอททริบิว</w:t>
-            </w:r>
-            <w:proofErr w:type="spellStart"/>
-            <w:r>
-              <w:rPr>
-                <w:rFonts w:ascii="TH Sarabun New" w:hAnsi="TH Sarabun New" w:cs="TH Sarabun New"/>
-                <w:cs/>
-                <w:lang w:bidi="th-TH"/>
-              </w:rPr>
-              <w:t>ต์</w:t>
-            </w:r>
-            <w:proofErr w:type="spellEnd"/>
-            <w:r>
-              <w:rPr>
-                <w:rFonts w:ascii="TH Sarabun New" w:hAnsi="TH Sarabun New" w:cs="TH Sarabun New"/>
-                <w:cs/>
-                <w:lang w:bidi="th-TH"/>
-              </w:rPr>
-              <w:t>ดังต่อไปนี้:</w:t>
+              <w:t>ประกอบไปด้วยแอททริบิวต์ดังต่อไปนี้:</w:t>
             </w:r>
           </w:p>
           <w:p>
@@ -2124,7 +1732,6 @@
                 <w:lang w:bidi="th-TH"/>
               </w:rPr>
             </w:pPr>
-            <w:proofErr w:type="spellStart"/>
             <w:r>
               <w:rPr>
                 <w:rFonts w:ascii="TH Sarabun New" w:hAnsi="TH Sarabun New" w:cs="TH Sarabun New"/>
@@ -2132,7 +1739,6 @@
               </w:rPr>
               <w:t>user_id</w:t>
             </w:r>
-            <w:proofErr w:type="spellEnd"/>
           </w:p>
           <w:p>
             <w:pPr>
@@ -2147,7 +1753,6 @@
                 <w:lang w:bidi="th-TH"/>
               </w:rPr>
             </w:pPr>
-            <w:proofErr w:type="spellStart"/>
             <w:r>
               <w:rPr>
                 <w:rFonts w:ascii="TH Sarabun New" w:hAnsi="TH Sarabun New" w:cs="TH Sarabun New"/>
@@ -2155,7 +1760,6 @@
               </w:rPr>
               <w:t>company_id</w:t>
             </w:r>
-            <w:proofErr w:type="spellEnd"/>
           </w:p>
           <w:p>
             <w:pPr>
@@ -2212,7 +1816,6 @@
                 <w:lang w:bidi="th-TH"/>
               </w:rPr>
             </w:pPr>
-            <w:proofErr w:type="spellStart"/>
             <w:r>
               <w:rPr>
                 <w:rFonts w:ascii="TH Sarabun New" w:hAnsi="TH Sarabun New" w:cs="TH Sarabun New"/>
@@ -2220,7 +1823,6 @@
               </w:rPr>
               <w:t>password_hash</w:t>
             </w:r>
-            <w:proofErr w:type="spellEnd"/>
           </w:p>
           <w:p>
             <w:pPr>
@@ -2256,7 +1858,6 @@
                 <w:lang w:bidi="th-TH"/>
               </w:rPr>
             </w:pPr>
-            <w:proofErr w:type="spellStart"/>
             <w:r>
               <w:rPr>
                 <w:rFonts w:ascii="TH Sarabun New" w:hAnsi="TH Sarabun New" w:cs="TH Sarabun New"/>
@@ -2264,7 +1865,6 @@
               </w:rPr>
               <w:t>full_name</w:t>
             </w:r>
-            <w:proofErr w:type="spellEnd"/>
           </w:p>
           <w:p>
             <w:pPr>
@@ -2321,7 +1921,6 @@
                 <w:lang w:bidi="th-TH"/>
               </w:rPr>
             </w:pPr>
-            <w:proofErr w:type="spellStart"/>
             <w:r>
               <w:rPr>
                 <w:rFonts w:ascii="TH Sarabun New" w:hAnsi="TH Sarabun New" w:cs="TH Sarabun New"/>
@@ -2329,7 +1928,6 @@
               </w:rPr>
               <w:t>profile_picture_url</w:t>
             </w:r>
-            <w:proofErr w:type="spellEnd"/>
           </w:p>
           <w:p>
             <w:pPr>
@@ -2344,7 +1942,6 @@
                 <w:lang w:bidi="th-TH"/>
               </w:rPr>
             </w:pPr>
-            <w:proofErr w:type="spellStart"/>
             <w:r>
               <w:rPr>
                 <w:rFonts w:ascii="TH Sarabun New" w:hAnsi="TH Sarabun New" w:cs="TH Sarabun New"/>
@@ -2352,7 +1949,6 @@
               </w:rPr>
               <w:t>must_change_password</w:t>
             </w:r>
-            <w:proofErr w:type="spellEnd"/>
           </w:p>
           <w:p>
             <w:pPr>
@@ -2367,7 +1963,6 @@
                 <w:lang w:bidi="th-TH"/>
               </w:rPr>
             </w:pPr>
-            <w:proofErr w:type="spellStart"/>
             <w:r>
               <w:rPr>
                 <w:rFonts w:ascii="TH Sarabun New" w:hAnsi="TH Sarabun New" w:cs="TH Sarabun New"/>
@@ -2375,7 +1970,6 @@
               </w:rPr>
               <w:t>last_login_at</w:t>
             </w:r>
-            <w:proofErr w:type="spellEnd"/>
           </w:p>
           <w:p>
             <w:pPr>
@@ -2390,7 +1984,6 @@
                 <w:lang w:bidi="th-TH"/>
               </w:rPr>
             </w:pPr>
-            <w:proofErr w:type="spellStart"/>
             <w:r>
               <w:rPr>
                 <w:rFonts w:ascii="TH Sarabun New" w:hAnsi="TH Sarabun New" w:cs="TH Sarabun New"/>
@@ -2398,7 +1991,6 @@
               </w:rPr>
               <w:t>is_active</w:t>
             </w:r>
-            <w:proofErr w:type="spellEnd"/>
           </w:p>
           <w:p>
             <w:pPr>
@@ -2409,12 +2001,11 @@
               <w:spacing w:line="240" w:lineRule="auto"/>
               <w:jc w:val="thaiDistribute"/>
               <w:rPr>
-                <w:rFonts w:ascii="TH Sarabun New" w:hAnsi="TH Sarabun New" w:cs="TH Sarabun New" w:hint="cs"/>
+                <w:rFonts w:ascii="TH Sarabun New" w:hAnsi="TH Sarabun New" w:cs="TH Sarabun New"/>
                 <w:cs/>
                 <w:lang w:bidi="th-TH"/>
               </w:rPr>
             </w:pPr>
-            <w:proofErr w:type="spellStart"/>
             <w:r>
               <w:rPr>
                 <w:rFonts w:ascii="TH Sarabun New" w:hAnsi="TH Sarabun New" w:cs="TH Sarabun New"/>
@@ -2422,7 +2013,6 @@
               </w:rPr>
               <w:t>created_at</w:t>
             </w:r>
-            <w:proofErr w:type="spellEnd"/>
           </w:p>
         </w:tc>
       </w:tr>
@@ -2438,7 +2028,7 @@
             <w:pPr>
               <w:jc w:val="thaiDistribute"/>
               <w:rPr>
-                <w:rFonts w:ascii="TH Sarabun New" w:hAnsi="TH Sarabun New" w:cs="TH Sarabun New" w:hint="cs"/>
+                <w:rFonts w:ascii="TH Sarabun New" w:hAnsi="TH Sarabun New" w:cs="TH Sarabun New"/>
                 <w:sz w:val="16"/>
                 <w:szCs w:val="16"/>
               </w:rPr>
@@ -2448,12 +2038,13 @@
             <w:pPr>
               <w:jc w:val="center"/>
               <w:rPr>
-                <w:rFonts w:ascii="TH Sarabun New" w:hAnsi="TH Sarabun New" w:cs="TH Sarabun New" w:hint="cs"/>
+                <w:rFonts w:ascii="TH Sarabun New" w:hAnsi="TH Sarabun New" w:cs="TH Sarabun New"/>
               </w:rPr>
             </w:pPr>
             <w:r>
               <w:rPr>
                 <w:rFonts w:ascii="TH Sarabun New" w:hAnsi="TH Sarabun New" w:cs="TH Sarabun New"/>
+                <w:noProof/>
               </w:rPr>
               <w:drawing>
                 <wp:inline distT="0" distB="0" distL="0" distR="0" wp14:anchorId="025721C8" wp14:editId="195E9FB4">
@@ -2509,7 +2100,7 @@
             <w:pPr>
               <w:jc w:val="center"/>
               <w:rPr>
-                <w:rFonts w:ascii="TH Sarabun New" w:hAnsi="TH Sarabun New" w:cs="TH Sarabun New" w:hint="cs"/>
+                <w:rFonts w:ascii="TH Sarabun New" w:hAnsi="TH Sarabun New" w:cs="TH Sarabun New"/>
                 <w:sz w:val="16"/>
                 <w:szCs w:val="16"/>
               </w:rPr>
@@ -2560,25 +2151,7 @@
                 <w:cs/>
                 <w:lang w:bidi="th-TH"/>
               </w:rPr>
-              <w:t>ประกอบไปด้วยแอททริบิว</w:t>
-            </w:r>
-            <w:proofErr w:type="spellStart"/>
-            <w:r>
-              <w:rPr>
-                <w:rFonts w:ascii="TH Sarabun New" w:hAnsi="TH Sarabun New" w:cs="TH Sarabun New"/>
-                <w:cs/>
-                <w:lang w:bidi="th-TH"/>
-              </w:rPr>
-              <w:t>ต์</w:t>
-            </w:r>
-            <w:proofErr w:type="spellEnd"/>
-            <w:r>
-              <w:rPr>
-                <w:rFonts w:ascii="TH Sarabun New" w:hAnsi="TH Sarabun New" w:cs="TH Sarabun New"/>
-                <w:cs/>
-                <w:lang w:bidi="th-TH"/>
-              </w:rPr>
-              <w:t>ดังต่อไปนี้:</w:t>
+              <w:t>ประกอบไปด้วยแอททริบิวต์ดังต่อไปนี้:</w:t>
             </w:r>
           </w:p>
           <w:p>
@@ -2593,7 +2166,6 @@
                 <w:lang w:bidi="th-TH"/>
               </w:rPr>
             </w:pPr>
-            <w:proofErr w:type="spellStart"/>
             <w:r>
               <w:rPr>
                 <w:rFonts w:ascii="TH Sarabun New" w:hAnsi="TH Sarabun New" w:cs="TH Sarabun New"/>
@@ -2601,7 +2173,6 @@
               </w:rPr>
               <w:t>category_id</w:t>
             </w:r>
-            <w:proofErr w:type="spellEnd"/>
           </w:p>
           <w:p>
             <w:pPr>
@@ -2615,7 +2186,6 @@
                 <w:lang w:bidi="th-TH"/>
               </w:rPr>
             </w:pPr>
-            <w:proofErr w:type="spellStart"/>
             <w:r>
               <w:rPr>
                 <w:rFonts w:ascii="TH Sarabun New" w:hAnsi="TH Sarabun New" w:cs="TH Sarabun New"/>
@@ -2623,7 +2193,6 @@
               </w:rPr>
               <w:t>company_id</w:t>
             </w:r>
-            <w:proofErr w:type="spellEnd"/>
           </w:p>
           <w:p>
             <w:pPr>
@@ -2677,7 +2246,6 @@
                 <w:lang w:bidi="th-TH"/>
               </w:rPr>
             </w:pPr>
-            <w:proofErr w:type="spellStart"/>
             <w:r>
               <w:rPr>
                 <w:rFonts w:ascii="TH Sarabun New" w:hAnsi="TH Sarabun New" w:cs="TH Sarabun New"/>
@@ -2685,7 +2253,6 @@
               </w:rPr>
               <w:t>color_accent</w:t>
             </w:r>
-            <w:proofErr w:type="spellEnd"/>
           </w:p>
           <w:p>
             <w:pPr>
@@ -2699,7 +2266,6 @@
                 <w:lang w:bidi="th-TH"/>
               </w:rPr>
             </w:pPr>
-            <w:proofErr w:type="spellStart"/>
             <w:r>
               <w:rPr>
                 <w:rFonts w:ascii="TH Sarabun New" w:hAnsi="TH Sarabun New" w:cs="TH Sarabun New"/>
@@ -2707,7 +2273,6 @@
               </w:rPr>
               <w:t>created_by</w:t>
             </w:r>
-            <w:proofErr w:type="spellEnd"/>
           </w:p>
           <w:p>
             <w:pPr>
@@ -2721,7 +2286,6 @@
                 <w:lang w:bidi="th-TH"/>
               </w:rPr>
             </w:pPr>
-            <w:proofErr w:type="spellStart"/>
             <w:r>
               <w:rPr>
                 <w:rFonts w:ascii="TH Sarabun New" w:hAnsi="TH Sarabun New" w:cs="TH Sarabun New"/>
@@ -2729,7 +2293,6 @@
               </w:rPr>
               <w:t>created_at</w:t>
             </w:r>
-            <w:proofErr w:type="spellEnd"/>
           </w:p>
           <w:p>
             <w:pPr>
@@ -2739,12 +2302,11 @@
               </w:numPr>
               <w:jc w:val="thaiDistribute"/>
               <w:rPr>
-                <w:rFonts w:ascii="TH Sarabun New" w:hAnsi="TH Sarabun New" w:cs="TH Sarabun New" w:hint="cs"/>
+                <w:rFonts w:ascii="TH Sarabun New" w:hAnsi="TH Sarabun New" w:cs="TH Sarabun New"/>
                 <w:cs/>
                 <w:lang w:bidi="th-TH"/>
               </w:rPr>
             </w:pPr>
-            <w:proofErr w:type="spellStart"/>
             <w:r>
               <w:rPr>
                 <w:rFonts w:ascii="TH Sarabun New" w:hAnsi="TH Sarabun New" w:cs="TH Sarabun New"/>
@@ -2752,7 +2314,6 @@
               </w:rPr>
               <w:t>updated_at</w:t>
             </w:r>
-            <w:proofErr w:type="spellEnd"/>
           </w:p>
         </w:tc>
       </w:tr>
@@ -2765,7 +2326,7 @@
             <w:pPr>
               <w:jc w:val="center"/>
               <w:rPr>
-                <w:rFonts w:ascii="TH Sarabun New" w:eastAsia="Calibri" w:hAnsi="TH Sarabun New" w:cs="TH Sarabun New" w:hint="cs"/>
+                <w:rFonts w:ascii="TH Sarabun New" w:eastAsia="Calibri" w:hAnsi="TH Sarabun New" w:cs="TH Sarabun New"/>
                 <w:sz w:val="16"/>
                 <w:szCs w:val="16"/>
                 <w:lang w:bidi="th-TH"/>
@@ -2782,7 +2343,9 @@
             <w:r>
               <w:rPr>
                 <w:rFonts w:ascii="TH Sarabun New" w:hAnsi="TH Sarabun New" w:cs="TH Sarabun New"/>
-              </w:rPr>
+                <w:noProof/>
+              </w:rPr>
+              <w:lastRenderedPageBreak/>
               <w:drawing>
                 <wp:inline distT="0" distB="0" distL="0" distR="0" wp14:anchorId="2C4F01A4" wp14:editId="26FF4D93">
                   <wp:extent cx="1480185" cy="3764820"/>
@@ -2837,7 +2400,7 @@
             <w:pPr>
               <w:jc w:val="center"/>
               <w:rPr>
-                <w:rFonts w:ascii="TH Sarabun New" w:hAnsi="TH Sarabun New" w:cs="TH Sarabun New" w:hint="cs"/>
+                <w:rFonts w:ascii="TH Sarabun New" w:hAnsi="TH Sarabun New" w:cs="TH Sarabun New"/>
                 <w:sz w:val="16"/>
                 <w:szCs w:val="16"/>
               </w:rPr>
@@ -2865,6 +2428,7 @@
                 <w:cs/>
                 <w:lang w:bidi="th-TH"/>
               </w:rPr>
+              <w:lastRenderedPageBreak/>
               <w:t xml:space="preserve">คลาส </w:t>
             </w:r>
             <w:r>
@@ -2889,25 +2453,7 @@
                 <w:cs/>
                 <w:lang w:bidi="th-TH"/>
               </w:rPr>
-              <w:t>ประกอบไปด้วยแอททริบิว</w:t>
-            </w:r>
-            <w:proofErr w:type="spellStart"/>
-            <w:r>
-              <w:rPr>
-                <w:rFonts w:ascii="TH Sarabun New" w:hAnsi="TH Sarabun New" w:cs="TH Sarabun New"/>
-                <w:cs/>
-                <w:lang w:bidi="th-TH"/>
-              </w:rPr>
-              <w:t>ต์</w:t>
-            </w:r>
-            <w:proofErr w:type="spellEnd"/>
-            <w:r>
-              <w:rPr>
-                <w:rFonts w:ascii="TH Sarabun New" w:hAnsi="TH Sarabun New" w:cs="TH Sarabun New"/>
-                <w:cs/>
-                <w:lang w:bidi="th-TH"/>
-              </w:rPr>
-              <w:t>ดังต่อไปนี้:</w:t>
+              <w:t>ประกอบไปด้วยแอททริบิวต์ดังต่อไปนี้:</w:t>
             </w:r>
           </w:p>
           <w:p>
@@ -2922,15 +2468,14 @@
                 <w:lang w:bidi="th-TH"/>
               </w:rPr>
             </w:pPr>
-            <w:proofErr w:type="spellStart"/>
             <w:r>
               <w:rPr>
                 <w:rFonts w:ascii="TH Sarabun New" w:hAnsi="TH Sarabun New" w:cs="TH Sarabun New"/>
                 <w:lang w:bidi="th-TH"/>
               </w:rPr>
+              <w:lastRenderedPageBreak/>
               <w:t>company_id</w:t>
             </w:r>
-            <w:proofErr w:type="spellEnd"/>
           </w:p>
           <w:p>
             <w:pPr>
@@ -3024,7 +2569,6 @@
                 <w:lang w:bidi="th-TH"/>
               </w:rPr>
             </w:pPr>
-            <w:proofErr w:type="spellStart"/>
             <w:r>
               <w:rPr>
                 <w:rFonts w:ascii="TH Sarabun New" w:hAnsi="TH Sarabun New" w:cs="TH Sarabun New"/>
@@ -3032,7 +2576,6 @@
               </w:rPr>
               <w:t>passwowrd_hash</w:t>
             </w:r>
-            <w:proofErr w:type="spellEnd"/>
           </w:p>
           <w:p>
             <w:pPr>
@@ -3046,7 +2589,6 @@
                 <w:lang w:bidi="th-TH"/>
               </w:rPr>
             </w:pPr>
-            <w:proofErr w:type="spellStart"/>
             <w:r>
               <w:rPr>
                 <w:rFonts w:ascii="TH Sarabun New" w:hAnsi="TH Sarabun New" w:cs="TH Sarabun New"/>
@@ -3054,7 +2596,6 @@
               </w:rPr>
               <w:t>must_change_password</w:t>
             </w:r>
-            <w:proofErr w:type="spellEnd"/>
           </w:p>
           <w:p>
             <w:pPr>
@@ -3068,7 +2609,6 @@
                 <w:lang w:bidi="th-TH"/>
               </w:rPr>
             </w:pPr>
-            <w:proofErr w:type="spellStart"/>
             <w:r>
               <w:rPr>
                 <w:rFonts w:ascii="TH Sarabun New" w:hAnsi="TH Sarabun New" w:cs="TH Sarabun New"/>
@@ -3076,7 +2616,6 @@
               </w:rPr>
               <w:t>last_login_at</w:t>
             </w:r>
-            <w:proofErr w:type="spellEnd"/>
           </w:p>
           <w:p>
             <w:pPr>
@@ -3090,7 +2629,6 @@
                 <w:lang w:bidi="th-TH"/>
               </w:rPr>
             </w:pPr>
-            <w:proofErr w:type="spellStart"/>
             <w:r>
               <w:rPr>
                 <w:rFonts w:ascii="TH Sarabun New" w:hAnsi="TH Sarabun New" w:cs="TH Sarabun New"/>
@@ -3098,7 +2636,6 @@
               </w:rPr>
               <w:t>plan_tier</w:t>
             </w:r>
-            <w:proofErr w:type="spellEnd"/>
           </w:p>
           <w:p>
             <w:pPr>
@@ -3112,7 +2649,6 @@
                 <w:lang w:bidi="th-TH"/>
               </w:rPr>
             </w:pPr>
-            <w:proofErr w:type="spellStart"/>
             <w:r>
               <w:rPr>
                 <w:rFonts w:ascii="TH Sarabun New" w:hAnsi="TH Sarabun New" w:cs="TH Sarabun New"/>
@@ -3120,7 +2656,6 @@
               </w:rPr>
               <w:t>is_active</w:t>
             </w:r>
-            <w:proofErr w:type="spellEnd"/>
           </w:p>
           <w:p>
             <w:pPr>
@@ -3134,7 +2669,6 @@
                 <w:lang w:bidi="th-TH"/>
               </w:rPr>
             </w:pPr>
-            <w:proofErr w:type="spellStart"/>
             <w:r>
               <w:rPr>
                 <w:rFonts w:ascii="TH Sarabun New" w:hAnsi="TH Sarabun New" w:cs="TH Sarabun New"/>
@@ -3142,7 +2676,6 @@
               </w:rPr>
               <w:t>internal_notes</w:t>
             </w:r>
-            <w:proofErr w:type="spellEnd"/>
           </w:p>
           <w:p>
             <w:pPr>
@@ -3156,7 +2689,6 @@
                 <w:lang w:bidi="th-TH"/>
               </w:rPr>
             </w:pPr>
-            <w:proofErr w:type="spellStart"/>
             <w:r>
               <w:rPr>
                 <w:rFonts w:ascii="TH Sarabun New" w:hAnsi="TH Sarabun New" w:cs="TH Sarabun New"/>
@@ -3164,7 +2696,6 @@
               </w:rPr>
               <w:t>created_at</w:t>
             </w:r>
-            <w:proofErr w:type="spellEnd"/>
           </w:p>
           <w:p>
             <w:pPr>
@@ -3174,12 +2705,11 @@
               </w:numPr>
               <w:jc w:val="thaiDistribute"/>
               <w:rPr>
-                <w:rFonts w:ascii="TH Sarabun New" w:hAnsi="TH Sarabun New" w:cs="TH Sarabun New" w:hint="cs"/>
+                <w:rFonts w:ascii="TH Sarabun New" w:hAnsi="TH Sarabun New" w:cs="TH Sarabun New"/>
                 <w:cs/>
                 <w:lang w:bidi="th-TH"/>
               </w:rPr>
             </w:pPr>
-            <w:proofErr w:type="spellStart"/>
             <w:r>
               <w:rPr>
                 <w:rFonts w:ascii="TH Sarabun New" w:hAnsi="TH Sarabun New" w:cs="TH Sarabun New"/>
@@ -3187,7 +2717,6 @@
               </w:rPr>
               <w:t>updated_at</w:t>
             </w:r>
-            <w:proofErr w:type="spellEnd"/>
           </w:p>
         </w:tc>
       </w:tr>
@@ -3200,7 +2729,7 @@
             <w:pPr>
               <w:jc w:val="thaiDistribute"/>
               <w:rPr>
-                <w:rFonts w:ascii="TH Sarabun New" w:hAnsi="TH Sarabun New" w:cs="TH Sarabun New" w:hint="cs"/>
+                <w:rFonts w:ascii="TH Sarabun New" w:hAnsi="TH Sarabun New" w:cs="TH Sarabun New"/>
                 <w:sz w:val="16"/>
                 <w:szCs w:val="16"/>
               </w:rPr>
@@ -3210,7 +2739,7 @@
             <w:pPr>
               <w:jc w:val="center"/>
               <w:rPr>
-                <w:rFonts w:ascii="TH Sarabun New" w:hAnsi="TH Sarabun New" w:cs="TH Sarabun New" w:hint="cs"/>
+                <w:rFonts w:ascii="TH Sarabun New" w:hAnsi="TH Sarabun New" w:cs="TH Sarabun New"/>
                 <w:sz w:val="16"/>
                 <w:szCs w:val="16"/>
               </w:rPr>
@@ -3218,6 +2747,7 @@
             <w:r>
               <w:rPr>
                 <w:rFonts w:ascii="TH Sarabun New" w:hAnsi="TH Sarabun New" w:cs="TH Sarabun New"/>
+                <w:noProof/>
                 <w:sz w:val="16"/>
                 <w:szCs w:val="16"/>
               </w:rPr>
@@ -3316,25 +2846,7 @@
                 <w:cs/>
                 <w:lang w:bidi="th-TH"/>
               </w:rPr>
-              <w:t>ประกอบไปด้วยแอททริบิว</w:t>
-            </w:r>
-            <w:proofErr w:type="spellStart"/>
-            <w:r>
-              <w:rPr>
-                <w:rFonts w:ascii="TH Sarabun New" w:hAnsi="TH Sarabun New" w:cs="TH Sarabun New"/>
-                <w:cs/>
-                <w:lang w:bidi="th-TH"/>
-              </w:rPr>
-              <w:t>ต์</w:t>
-            </w:r>
-            <w:proofErr w:type="spellEnd"/>
-            <w:r>
-              <w:rPr>
-                <w:rFonts w:ascii="TH Sarabun New" w:hAnsi="TH Sarabun New" w:cs="TH Sarabun New"/>
-                <w:cs/>
-                <w:lang w:bidi="th-TH"/>
-              </w:rPr>
-              <w:t>ดังต่อไปนี้:</w:t>
+              <w:t>ประกอบไปด้วยแอททริบิวต์ดังต่อไปนี้:</w:t>
             </w:r>
           </w:p>
           <w:p>
@@ -3349,7 +2861,6 @@
                 <w:lang w:bidi="th-TH"/>
               </w:rPr>
             </w:pPr>
-            <w:proofErr w:type="spellStart"/>
             <w:r>
               <w:rPr>
                 <w:rFonts w:ascii="TH Sarabun New" w:hAnsi="TH Sarabun New" w:cs="TH Sarabun New"/>
@@ -3357,7 +2868,6 @@
               </w:rPr>
               <w:t>task_id</w:t>
             </w:r>
-            <w:proofErr w:type="spellEnd"/>
           </w:p>
           <w:p>
             <w:pPr>
@@ -3371,7 +2881,6 @@
                 <w:lang w:bidi="th-TH"/>
               </w:rPr>
             </w:pPr>
-            <w:proofErr w:type="spellStart"/>
             <w:r>
               <w:rPr>
                 <w:rFonts w:ascii="TH Sarabun New" w:hAnsi="TH Sarabun New" w:cs="TH Sarabun New"/>
@@ -3379,7 +2888,6 @@
               </w:rPr>
               <w:t>category_id</w:t>
             </w:r>
-            <w:proofErr w:type="spellEnd"/>
           </w:p>
           <w:p>
             <w:pPr>
@@ -3433,7 +2941,6 @@
                 <w:lang w:bidi="th-TH"/>
               </w:rPr>
             </w:pPr>
-            <w:proofErr w:type="spellStart"/>
             <w:r>
               <w:rPr>
                 <w:rFonts w:ascii="TH Sarabun New" w:hAnsi="TH Sarabun New" w:cs="TH Sarabun New"/>
@@ -3441,7 +2948,6 @@
               </w:rPr>
               <w:t>prinrity</w:t>
             </w:r>
-            <w:proofErr w:type="spellEnd"/>
           </w:p>
           <w:p>
             <w:pPr>
@@ -3455,7 +2961,6 @@
                 <w:lang w:bidi="th-TH"/>
               </w:rPr>
             </w:pPr>
-            <w:proofErr w:type="spellStart"/>
             <w:r>
               <w:rPr>
                 <w:rFonts w:ascii="TH Sarabun New" w:hAnsi="TH Sarabun New" w:cs="TH Sarabun New"/>
@@ -3463,7 +2968,6 @@
               </w:rPr>
               <w:t>assigned_to</w:t>
             </w:r>
-            <w:proofErr w:type="spellEnd"/>
           </w:p>
           <w:p>
             <w:pPr>
@@ -3517,7 +3021,6 @@
                 <w:lang w:bidi="th-TH"/>
               </w:rPr>
             </w:pPr>
-            <w:proofErr w:type="spellStart"/>
             <w:r>
               <w:rPr>
                 <w:rFonts w:ascii="TH Sarabun New" w:hAnsi="TH Sarabun New" w:cs="TH Sarabun New"/>
@@ -3525,7 +3028,6 @@
               </w:rPr>
               <w:t>created_at</w:t>
             </w:r>
-            <w:proofErr w:type="spellEnd"/>
           </w:p>
           <w:p>
             <w:pPr>
@@ -3535,12 +3037,11 @@
               </w:numPr>
               <w:jc w:val="thaiDistribute"/>
               <w:rPr>
-                <w:rFonts w:ascii="TH Sarabun New" w:hAnsi="TH Sarabun New" w:cs="TH Sarabun New" w:hint="cs"/>
+                <w:rFonts w:ascii="TH Sarabun New" w:hAnsi="TH Sarabun New" w:cs="TH Sarabun New"/>
                 <w:cs/>
                 <w:lang w:bidi="th-TH"/>
               </w:rPr>
             </w:pPr>
-            <w:proofErr w:type="spellStart"/>
             <w:r>
               <w:rPr>
                 <w:rFonts w:ascii="TH Sarabun New" w:hAnsi="TH Sarabun New" w:cs="TH Sarabun New"/>
@@ -3548,7 +3049,6 @@
               </w:rPr>
               <w:t>updated_at</w:t>
             </w:r>
-            <w:proofErr w:type="spellEnd"/>
           </w:p>
         </w:tc>
       </w:tr>
@@ -3577,6 +3077,7 @@
             <w:r>
               <w:rPr>
                 <w:rFonts w:ascii="TH Sarabun New" w:hAnsi="TH Sarabun New" w:cs="TH Sarabun New"/>
+                <w:noProof/>
               </w:rPr>
               <w:drawing>
                 <wp:inline distT="0" distB="0" distL="0" distR="0" wp14:anchorId="23322776" wp14:editId="79F91FB7">
@@ -3632,7 +3133,7 @@
             <w:pPr>
               <w:jc w:val="center"/>
               <w:rPr>
-                <w:rFonts w:ascii="TH Sarabun New" w:hAnsi="TH Sarabun New" w:cs="TH Sarabun New" w:hint="cs"/>
+                <w:rFonts w:ascii="TH Sarabun New" w:hAnsi="TH Sarabun New" w:cs="TH Sarabun New"/>
                 <w:sz w:val="16"/>
                 <w:szCs w:val="16"/>
               </w:rPr>
@@ -3661,7 +3162,6 @@
               </w:rPr>
               <w:t xml:space="preserve">คลาส </w:t>
             </w:r>
-            <w:proofErr w:type="spellStart"/>
             <w:r>
               <w:rPr>
                 <w:rFonts w:ascii="TH Sarabun New" w:hAnsi="TH Sarabun New" w:cs="TH Sarabun New"/>
@@ -3671,7 +3171,6 @@
               </w:rPr>
               <w:t>category_member</w:t>
             </w:r>
-            <w:proofErr w:type="spellEnd"/>
             <w:r>
               <w:rPr>
                 <w:rFonts w:ascii="TH Sarabun New" w:hAnsi="TH Sarabun New" w:cs="TH Sarabun New"/>
@@ -3685,25 +3184,7 @@
                 <w:cs/>
                 <w:lang w:bidi="th-TH"/>
               </w:rPr>
-              <w:t>ประกอบไปด้วยแอททริบิว</w:t>
-            </w:r>
-            <w:proofErr w:type="spellStart"/>
-            <w:r>
-              <w:rPr>
-                <w:rFonts w:ascii="TH Sarabun New" w:hAnsi="TH Sarabun New" w:cs="TH Sarabun New"/>
-                <w:cs/>
-                <w:lang w:bidi="th-TH"/>
-              </w:rPr>
-              <w:t>ต์</w:t>
-            </w:r>
-            <w:proofErr w:type="spellEnd"/>
-            <w:r>
-              <w:rPr>
-                <w:rFonts w:ascii="TH Sarabun New" w:hAnsi="TH Sarabun New" w:cs="TH Sarabun New"/>
-                <w:cs/>
-                <w:lang w:bidi="th-TH"/>
-              </w:rPr>
-              <w:t>ดังต่อไปนี้:</w:t>
+              <w:t>ประกอบไปด้วยแอททริบิวต์ดังต่อไปนี้:</w:t>
             </w:r>
           </w:p>
           <w:p>
@@ -3718,7 +3199,6 @@
                 <w:lang w:bidi="th-TH"/>
               </w:rPr>
             </w:pPr>
-            <w:proofErr w:type="spellStart"/>
             <w:r>
               <w:rPr>
                 <w:rFonts w:ascii="TH Sarabun New" w:hAnsi="TH Sarabun New" w:cs="TH Sarabun New"/>
@@ -3726,7 +3206,6 @@
               </w:rPr>
               <w:t>category_id</w:t>
             </w:r>
-            <w:proofErr w:type="spellEnd"/>
           </w:p>
           <w:p>
             <w:pPr>
@@ -3736,12 +3215,11 @@
               </w:numPr>
               <w:jc w:val="thaiDistribute"/>
               <w:rPr>
-                <w:rFonts w:ascii="TH Sarabun New" w:hAnsi="TH Sarabun New" w:cs="TH Sarabun New" w:hint="cs"/>
+                <w:rFonts w:ascii="TH Sarabun New" w:hAnsi="TH Sarabun New" w:cs="TH Sarabun New"/>
                 <w:cs/>
                 <w:lang w:bidi="th-TH"/>
               </w:rPr>
             </w:pPr>
-            <w:proofErr w:type="spellStart"/>
             <w:r>
               <w:rPr>
                 <w:rFonts w:ascii="TH Sarabun New" w:hAnsi="TH Sarabun New" w:cs="TH Sarabun New"/>
@@ -3749,7 +3227,6 @@
               </w:rPr>
               <w:t>user_id</w:t>
             </w:r>
-            <w:proofErr w:type="spellEnd"/>
           </w:p>
         </w:tc>
       </w:tr>
@@ -3763,7 +3240,7 @@
         </w:numPr>
         <w:ind w:firstLine="709"/>
         <w:rPr>
-          <w:rFonts w:ascii="TH Sarabun New" w:hAnsi="TH Sarabun New" w:cs="TH Sarabun New" w:hint="cs"/>
+          <w:rFonts w:ascii="TH Sarabun New" w:hAnsi="TH Sarabun New" w:cs="TH Sarabun New"/>
           <w:b/>
           <w:bCs/>
           <w:sz w:val="32"/>
@@ -3884,7 +3361,6 @@
         </w:rPr>
         <w:t xml:space="preserve"> </w:t>
       </w:r>
-      <w:proofErr w:type="spellStart"/>
       <w:r>
         <w:rPr>
           <w:rFonts w:ascii="TH Sarabun New" w:hAnsi="TH Sarabun New" w:cs="TH Sarabun New" w:hint="cs"/>
@@ -3892,37 +3368,7 @@
           <w:cs/>
           <w:lang w:bidi="th-TH"/>
         </w:rPr>
-        <w:t>ได</w:t>
-      </w:r>
-      <w:proofErr w:type="spellEnd"/>
-      <w:r>
-        <w:rPr>
-          <w:rFonts w:ascii="TH Sarabun New" w:hAnsi="TH Sarabun New" w:cs="TH Sarabun New" w:hint="cs"/>
-          <w:sz w:val="32"/>
-          <w:cs/>
-          <w:lang w:bidi="th-TH"/>
-        </w:rPr>
-        <w:t>อาแกรม  ซึ่งถือเป็น</w:t>
-      </w:r>
-      <w:proofErr w:type="spellStart"/>
-      <w:r>
-        <w:rPr>
-          <w:rFonts w:ascii="TH Sarabun New" w:hAnsi="TH Sarabun New" w:cs="TH Sarabun New" w:hint="cs"/>
-          <w:sz w:val="32"/>
-          <w:cs/>
-          <w:lang w:bidi="th-TH"/>
-        </w:rPr>
-        <w:t>ได</w:t>
-      </w:r>
-      <w:proofErr w:type="spellEnd"/>
-      <w:r>
-        <w:rPr>
-          <w:rFonts w:ascii="TH Sarabun New" w:hAnsi="TH Sarabun New" w:cs="TH Sarabun New" w:hint="cs"/>
-          <w:sz w:val="32"/>
-          <w:cs/>
-          <w:lang w:bidi="th-TH"/>
-        </w:rPr>
-        <w:t>อาแกรมที่เป็นหัวใจหลักในการออกแบบเชิงวัตถุโดยใช้ยูเอ็มแอล</w:t>
+        <w:t>ไดอาแกรม  ซึ่งถือเป็นไดอาแกรมที่เป็นหัวใจหลักในการออกแบบเชิงวัตถุโดยใช้ยูเอ็มแอล</w:t>
       </w:r>
       <w:r>
         <w:rPr>
@@ -3941,9 +3387,16 @@
           <w:cs/>
           <w:lang w:bidi="th-TH"/>
         </w:rPr>
-        <w:t xml:space="preserve">   คลาส</w:t>
-      </w:r>
-      <w:proofErr w:type="spellStart"/>
+        <w:t xml:space="preserve">   คลาสไดอาแกรม</w:t>
+      </w:r>
+      <w:r>
+        <w:rPr>
+          <w:rFonts w:ascii="TH Sarabun New" w:hAnsi="TH Sarabun New" w:cs="TH Sarabun New" w:hint="cs"/>
+          <w:sz w:val="32"/>
+          <w:lang w:bidi="th-TH"/>
+        </w:rPr>
+        <w:t xml:space="preserve"> </w:t>
+      </w:r>
       <w:r>
         <w:rPr>
           <w:rFonts w:ascii="TH Sarabun New" w:hAnsi="TH Sarabun New" w:cs="TH Sarabun New" w:hint="cs"/>
@@ -3951,9 +3404,16 @@
           <w:cs/>
           <w:lang w:bidi="th-TH"/>
         </w:rPr>
-        <w:t>ได</w:t>
-      </w:r>
-      <w:proofErr w:type="spellEnd"/>
+        <w:t>จะประกอบไปด้วยกลุ่มของคลาสที่มีความสัมพันธ์กัน  และสะท้อนให้เห็นถึงการแก้ไขปัญหาที่ถูกกำหนดไว้</w:t>
+      </w:r>
+      <w:r>
+        <w:rPr>
+          <w:rFonts w:ascii="TH Sarabun New" w:hAnsi="TH Sarabun New" w:cs="TH Sarabun New" w:hint="cs"/>
+          <w:sz w:val="32"/>
+          <w:lang w:bidi="th-TH"/>
+        </w:rPr>
+        <w:t xml:space="preserve"> </w:t>
+      </w:r>
       <w:r>
         <w:rPr>
           <w:rFonts w:ascii="TH Sarabun New" w:hAnsi="TH Sarabun New" w:cs="TH Sarabun New" w:hint="cs"/>
@@ -3961,40 +3421,6 @@
           <w:cs/>
           <w:lang w:bidi="th-TH"/>
         </w:rPr>
-        <w:t>อาแกรม</w:t>
-      </w:r>
-      <w:r>
-        <w:rPr>
-          <w:rFonts w:ascii="TH Sarabun New" w:hAnsi="TH Sarabun New" w:cs="TH Sarabun New" w:hint="cs"/>
-          <w:sz w:val="32"/>
-          <w:lang w:bidi="th-TH"/>
-        </w:rPr>
-        <w:t xml:space="preserve"> </w:t>
-      </w:r>
-      <w:r>
-        <w:rPr>
-          <w:rFonts w:ascii="TH Sarabun New" w:hAnsi="TH Sarabun New" w:cs="TH Sarabun New" w:hint="cs"/>
-          <w:sz w:val="32"/>
-          <w:cs/>
-          <w:lang w:bidi="th-TH"/>
-        </w:rPr>
-        <w:t>จะประกอบไปด้วยกลุ่มของคลาสที่มีความสัมพันธ์กัน  และสะท้อนให้เห็นถึงการแก้ไขปัญหาที่ถูกกำหนดไว้</w:t>
-      </w:r>
-      <w:r>
-        <w:rPr>
-          <w:rFonts w:ascii="TH Sarabun New" w:hAnsi="TH Sarabun New" w:cs="TH Sarabun New" w:hint="cs"/>
-          <w:sz w:val="32"/>
-          <w:lang w:bidi="th-TH"/>
-        </w:rPr>
-        <w:t xml:space="preserve"> </w:t>
-      </w:r>
-      <w:r>
-        <w:rPr>
-          <w:rFonts w:ascii="TH Sarabun New" w:hAnsi="TH Sarabun New" w:cs="TH Sarabun New" w:hint="cs"/>
-          <w:sz w:val="32"/>
-          <w:cs/>
-          <w:lang w:bidi="th-TH"/>
-        </w:rPr>
         <w:t xml:space="preserve">ในขอบเขตและความต้องการของระบบ  </w:t>
       </w:r>
     </w:p>
@@ -4004,13 +3430,14 @@
         <w:ind w:left="0"/>
         <w:jc w:val="center"/>
         <w:rPr>
-          <w:rFonts w:ascii="TH Sarabun New" w:hAnsi="TH Sarabun New" w:cs="TH Sarabun New" w:hint="cs"/>
-          <w:lang w:bidi="th-TH"/>
-        </w:rPr>
-      </w:pPr>
-      <w:r>
-        <w:rPr>
           <w:rFonts w:ascii="TH Sarabun New" w:hAnsi="TH Sarabun New" w:cs="TH Sarabun New"/>
+          <w:lang w:bidi="th-TH"/>
+        </w:rPr>
+      </w:pPr>
+      <w:r>
+        <w:rPr>
+          <w:rFonts w:ascii="TH Sarabun New" w:hAnsi="TH Sarabun New" w:cs="TH Sarabun New"/>
+          <w:noProof/>
           <w:lang w:bidi="th-TH"/>
         </w:rPr>
         <w:drawing>
@@ -4075,7 +3502,7 @@
 </file>
 
 <file path=word/endnotes.xml><?xml version="1.0" encoding="utf-8"?>
-<w:endnotes xmlns:wpc="http://schemas.microsoft.com/office/word/2010/wordprocessingCanvas" xmlns:cx="http://schemas.microsoft.com/office/drawing/2014/chartex" xmlns:cx1="http://schemas.microsoft.com/office/drawing/2015/9/8/chartex" xmlns:cx2="http://schemas.microsoft.com/office/drawing/2015/10/21/chartex" xmlns:cx3="http://schemas.microsoft.com/office/drawing/2016/5/9/chartex" xmlns:cx4="http://schemas.microsoft.com/office/drawing/2016/5/10/chartex" xmlns:cx5="http://schemas.microsoft.com/office/drawing/2016/5/11/chartex" xmlns:cx6="http://schemas.microsoft.com/office/drawing/2016/5/12/chartex" xmlns:cx7="http://schemas.microsoft.com/office/drawing/2016/5/13/chartex" xmlns:cx8="http://schemas.microsoft.com/office/drawing/2016/5/14/chartex" xmlns:mc="http://schemas.openxmlformats.org/markup-compatibility/2006" xmlns:aink="http://schemas.microsoft.com/office/drawing/2016/ink" xmlns:am3d="http://schemas.microsoft.com/office/drawing/2017/model3d" xmlns:o="urn:schemas-microsoft-com:office:office" xmlns:oel="http://schemas.microsoft.com/office/2019/extlst" xmlns:r="http://schemas.openxmlformats.org/officeDocument/2006/relationships" xmlns:m="http://schemas.openxmlformats.org/officeDocument/2006/math" xmlns:v="urn:schemas-microsoft-com:vml" xmlns:wp14="http://schemas.microsoft.com/office/word/2010/wordprocessingDrawing" xmlns:wp="http://schemas.openxmlformats.org/drawingml/2006/wordprocessingDrawing" xmlns:w10="urn:schemas-microsoft-com:office:word" xmlns:w="http://schemas.openxmlformats.org/wordprocessingml/2006/main" xmlns:w14="http://schemas.microsoft.com/office/word/2010/wordml" xmlns:w15="http://schemas.microsoft.com/office/word/2012/wordml" xmlns:w16cex="http://schemas.microsoft.com/office/word/2018/wordml/cex" xmlns:w16cid="http://schemas.microsoft.com/office/word/2016/wordml/cid" xmlns:w16="http://schemas.microsoft.com/office/word/2018/wordml" xmlns:w16du="http://schemas.microsoft.com/office/word/2023/wordml/word16du" xmlns:w16sdtdh="http://schemas.microsoft.com/office/word/2020/wordml/sdtdatahash" xmlns:w16sdtfl="http://schemas.microsoft.com/office/word/2024/wordml/sdtformatlock" xmlns:w16se="http://schemas.microsoft.com/office/word/2015/wordml/symex" xmlns:wpg="http://schemas.microsoft.com/office/word/2010/wordprocessingGroup" xmlns:wpi="http://schemas.microsoft.com/office/word/2010/wordprocessingInk" xmlns:wne="http://schemas.microsoft.com/office/word/2006/wordml" xmlns:wps="http://schemas.microsoft.com/office/word/2010/wordprocessingShape" mc:Ignorable="w14 w15 w16se w16cid w16 w16cex w16sdtdh w16sdtfl w16du wp14">
+<w:endnotes xmlns:wpc="http://schemas.microsoft.com/office/word/2010/wordprocessingCanvas" xmlns:cx="http://schemas.microsoft.com/office/drawing/2014/chartex" xmlns:cx1="http://schemas.microsoft.com/office/drawing/2015/9/8/chartex" xmlns:cx2="http://schemas.microsoft.com/office/drawing/2015/10/21/chartex" xmlns:cx3="http://schemas.microsoft.com/office/drawing/2016/5/9/chartex" xmlns:cx4="http://schemas.microsoft.com/office/drawing/2016/5/10/chartex" xmlns:cx5="http://schemas.microsoft.com/office/drawing/2016/5/11/chartex" xmlns:cx6="http://schemas.microsoft.com/office/drawing/2016/5/12/chartex" xmlns:cx7="http://schemas.microsoft.com/office/drawing/2016/5/13/chartex" xmlns:cx8="http://schemas.microsoft.com/office/drawing/2016/5/14/chartex" xmlns:mc="http://schemas.openxmlformats.org/markup-compatibility/2006" xmlns:aink="http://schemas.microsoft.com/office/drawing/2016/ink" xmlns:am3d="http://schemas.microsoft.com/office/drawing/2017/model3d" xmlns:o="urn:schemas-microsoft-com:office:office" xmlns:r="http://schemas.openxmlformats.org/officeDocument/2006/relationships" xmlns:m="http://schemas.openxmlformats.org/officeDocument/2006/math" xmlns:v="urn:schemas-microsoft-com:vml" xmlns:wp14="http://schemas.microsoft.com/office/word/2010/wordprocessingDrawing" xmlns:wp="http://schemas.openxmlformats.org/drawingml/2006/wordprocessingDrawing" xmlns:w10="urn:schemas-microsoft-com:office:word" xmlns:w="http://schemas.openxmlformats.org/wordprocessingml/2006/main" xmlns:w14="http://schemas.microsoft.com/office/word/2010/wordml" xmlns:w15="http://schemas.microsoft.com/office/word/2012/wordml" xmlns:w16cex="http://schemas.microsoft.com/office/word/2018/wordml/cex" xmlns:w16cid="http://schemas.microsoft.com/office/word/2016/wordml/cid" xmlns:w16="http://schemas.microsoft.com/office/word/2018/wordml" xmlns:w16sdtdh="http://schemas.microsoft.com/office/word/2020/wordml/sdtdatahash" xmlns:w16se="http://schemas.microsoft.com/office/word/2015/wordml/symex" xmlns:wpg="http://schemas.microsoft.com/office/word/2010/wordprocessingGroup" xmlns:wpi="http://schemas.microsoft.com/office/word/2010/wordprocessingInk" xmlns:wne="http://schemas.microsoft.com/office/word/2006/wordml" xmlns:wps="http://schemas.microsoft.com/office/word/2010/wordprocessingShape" mc:Ignorable="w14 w15 w16se w16cid w16 w16cex w16sdtdh wp14">
   <w:endnote w:type="separator" w:id="-1">
     <w:p>
       <w:pPr>
@@ -4100,7 +3527,7 @@
 </file>
 
 <file path=word/footer1.xml><?xml version="1.0" encoding="utf-8"?>
-<w:ftr xmlns:wpc="http://schemas.microsoft.com/office/word/2010/wordprocessingCanvas" xmlns:cx="http://schemas.microsoft.com/office/drawing/2014/chartex" xmlns:cx1="http://schemas.microsoft.com/office/drawing/2015/9/8/chartex" xmlns:cx2="http://schemas.microsoft.com/office/drawing/2015/10/21/chartex" xmlns:cx3="http://schemas.microsoft.com/office/drawing/2016/5/9/chartex" xmlns:cx4="http://schemas.microsoft.com/office/drawing/2016/5/10/chartex" xmlns:cx5="http://schemas.microsoft.com/office/drawing/2016/5/11/chartex" xmlns:cx6="http://schemas.microsoft.com/office/drawing/2016/5/12/chartex" xmlns:cx7="http://schemas.microsoft.com/office/drawing/2016/5/13/chartex" xmlns:cx8="http://schemas.microsoft.com/office/drawing/2016/5/14/chartex" xmlns:mc="http://schemas.openxmlformats.org/markup-compatibility/2006" xmlns:aink="http://schemas.microsoft.com/office/drawing/2016/ink" xmlns:am3d="http://schemas.microsoft.com/office/drawing/2017/model3d" xmlns:o="urn:schemas-microsoft-com:office:office" xmlns:oel="http://schemas.microsoft.com/office/2019/extlst" xmlns:r="http://schemas.openxmlformats.org/officeDocument/2006/relationships" xmlns:m="http://schemas.openxmlformats.org/officeDocument/2006/math" xmlns:v="urn:schemas-microsoft-com:vml" xmlns:wp14="http://schemas.microsoft.com/office/word/2010/wordprocessingDrawing" xmlns:wp="http://schemas.openxmlformats.org/drawingml/2006/wordprocessingDrawing" xmlns:w10="urn:schemas-microsoft-com:office:word" xmlns:w="http://schemas.openxmlformats.org/wordprocessingml/2006/main" xmlns:w14="http://schemas.microsoft.com/office/word/2010/wordml" xmlns:w15="http://schemas.microsoft.com/office/word/2012/wordml" xmlns:w16cex="http://schemas.microsoft.com/office/word/2018/wordml/cex" xmlns:w16cid="http://schemas.microsoft.com/office/word/2016/wordml/cid" xmlns:w16="http://schemas.microsoft.com/office/word/2018/wordml" xmlns:w16du="http://schemas.microsoft.com/office/word/2023/wordml/word16du" xmlns:w16sdtdh="http://schemas.microsoft.com/office/word/2020/wordml/sdtdatahash" xmlns:w16sdtfl="http://schemas.microsoft.com/office/word/2024/wordml/sdtformatlock" xmlns:w16se="http://schemas.microsoft.com/office/word/2015/wordml/symex" xmlns:wpg="http://schemas.microsoft.com/office/word/2010/wordprocessingGroup" xmlns:wpi="http://schemas.microsoft.com/office/word/2010/wordprocessingInk" xmlns:wne="http://schemas.microsoft.com/office/word/2006/wordml" xmlns:wps="http://schemas.microsoft.com/office/word/2010/wordprocessingShape" mc:Ignorable="w14 w15 w16se w16cid w16 w16cex w16sdtdh w16sdtfl w16du wp14">
+<w:ftr xmlns:wpc="http://schemas.microsoft.com/office/word/2010/wordprocessingCanvas" xmlns:cx="http://schemas.microsoft.com/office/drawing/2014/chartex" xmlns:cx1="http://schemas.microsoft.com/office/drawing/2015/9/8/chartex" xmlns:cx2="http://schemas.microsoft.com/office/drawing/2015/10/21/chartex" xmlns:cx3="http://schemas.microsoft.com/office/drawing/2016/5/9/chartex" xmlns:cx4="http://schemas.microsoft.com/office/drawing/2016/5/10/chartex" xmlns:cx5="http://schemas.microsoft.com/office/drawing/2016/5/11/chartex" xmlns:cx6="http://schemas.microsoft.com/office/drawing/2016/5/12/chartex" xmlns:cx7="http://schemas.microsoft.com/office/drawing/2016/5/13/chartex" xmlns:cx8="http://schemas.microsoft.com/office/drawing/2016/5/14/chartex" xmlns:mc="http://schemas.openxmlformats.org/markup-compatibility/2006" xmlns:aink="http://schemas.microsoft.com/office/drawing/2016/ink" xmlns:am3d="http://schemas.microsoft.com/office/drawing/2017/model3d" xmlns:o="urn:schemas-microsoft-com:office:office" xmlns:r="http://schemas.openxmlformats.org/officeDocument/2006/relationships" xmlns:m="http://schemas.openxmlformats.org/officeDocument/2006/math" xmlns:v="urn:schemas-microsoft-com:vml" xmlns:wp14="http://schemas.microsoft.com/office/word/2010/wordprocessingDrawing" xmlns:wp="http://schemas.openxmlformats.org/drawingml/2006/wordprocessingDrawing" xmlns:w10="urn:schemas-microsoft-com:office:word" xmlns:w="http://schemas.openxmlformats.org/wordprocessingml/2006/main" xmlns:w14="http://schemas.microsoft.com/office/word/2010/wordml" xmlns:w15="http://schemas.microsoft.com/office/word/2012/wordml" xmlns:w16cex="http://schemas.microsoft.com/office/word/2018/wordml/cex" xmlns:w16cid="http://schemas.microsoft.com/office/word/2016/wordml/cid" xmlns:w16="http://schemas.microsoft.com/office/word/2018/wordml" xmlns:w16sdtdh="http://schemas.microsoft.com/office/word/2020/wordml/sdtdatahash" xmlns:w16se="http://schemas.microsoft.com/office/word/2015/wordml/symex" xmlns:wpg="http://schemas.microsoft.com/office/word/2010/wordprocessingGroup" xmlns:wpi="http://schemas.microsoft.com/office/word/2010/wordprocessingInk" xmlns:wne="http://schemas.microsoft.com/office/word/2006/wordml" xmlns:wps="http://schemas.microsoft.com/office/word/2010/wordprocessingShape" mc:Ignorable="w14 w15 w16se w16cid w16 w16cex w16sdtdh wp14">
   <w:tbl>
     <w:tblPr>
       <w:tblW w:w="9486" w:type="dxa"/>
@@ -4167,28 +3594,12 @@
             </w:rPr>
             <w:t xml:space="preserve">ครูประจำรายวิชา </w:t>
           </w:r>
-          <w:proofErr w:type="spellStart"/>
           <w:r>
             <w:rPr>
               <w:rFonts w:ascii="TH SarabunPSK" w:hAnsi="TH SarabunPSK" w:cs="TH SarabunPSK"/>
             </w:rPr>
-            <w:t>นางสาววราภรณ์</w:t>
+            <w:t>นางสาววราภรณ์ แผ่นฟ้า</w:t>
           </w:r>
-          <w:proofErr w:type="spellEnd"/>
-          <w:r>
-            <w:rPr>
-              <w:rFonts w:ascii="TH SarabunPSK" w:hAnsi="TH SarabunPSK" w:cs="TH SarabunPSK"/>
-            </w:rPr>
-            <w:t xml:space="preserve"> </w:t>
-          </w:r>
-          <w:proofErr w:type="spellStart"/>
-          <w:r>
-            <w:rPr>
-              <w:rFonts w:ascii="TH SarabunPSK" w:hAnsi="TH SarabunPSK" w:cs="TH SarabunPSK"/>
-            </w:rPr>
-            <w:t>แผ่นฟ้า</w:t>
-          </w:r>
-          <w:proofErr w:type="spellEnd"/>
         </w:p>
       </w:tc>
       <w:tc>
@@ -4270,7 +3681,7 @@
 </file>
 
 <file path=word/footnotes.xml><?xml version="1.0" encoding="utf-8"?>
-<w:footnotes xmlns:wpc="http://schemas.microsoft.com/office/word/2010/wordprocessingCanvas" xmlns:cx="http://schemas.microsoft.com/office/drawing/2014/chartex" xmlns:cx1="http://schemas.microsoft.com/office/drawing/2015/9/8/chartex" xmlns:cx2="http://schemas.microsoft.com/office/drawing/2015/10/21/chartex" xmlns:cx3="http://schemas.microsoft.com/office/drawing/2016/5/9/chartex" xmlns:cx4="http://schemas.microsoft.com/office/drawing/2016/5/10/chartex" xmlns:cx5="http://schemas.microsoft.com/office/drawing/2016/5/11/chartex" xmlns:cx6="http://schemas.microsoft.com/office/drawing/2016/5/12/chartex" xmlns:cx7="http://schemas.microsoft.com/office/drawing/2016/5/13/chartex" xmlns:cx8="http://schemas.microsoft.com/office/drawing/2016/5/14/chartex" xmlns:mc="http://schemas.openxmlformats.org/markup-compatibility/2006" xmlns:aink="http://schemas.microsoft.com/office/drawing/2016/ink" xmlns:am3d="http://schemas.microsoft.com/office/drawing/2017/model3d" xmlns:o="urn:schemas-microsoft-com:office:office" xmlns:oel="http://schemas.microsoft.com/office/2019/extlst" xmlns:r="http://schemas.openxmlformats.org/officeDocument/2006/relationships" xmlns:m="http://schemas.openxmlformats.org/officeDocument/2006/math" xmlns:v="urn:schemas-microsoft-com:vml" xmlns:wp14="http://schemas.microsoft.com/office/word/2010/wordprocessingDrawing" xmlns:wp="http://schemas.openxmlformats.org/drawingml/2006/wordprocessingDrawing" xmlns:w10="urn:schemas-microsoft-com:office:word" xmlns:w="http://schemas.openxmlformats.org/wordprocessingml/2006/main" xmlns:w14="http://schemas.microsoft.com/office/word/2010/wordml" xmlns:w15="http://schemas.microsoft.com/office/word/2012/wordml" xmlns:w16cex="http://schemas.microsoft.com/office/word/2018/wordml/cex" xmlns:w16cid="http://schemas.microsoft.com/office/word/2016/wordml/cid" xmlns:w16="http://schemas.microsoft.com/office/word/2018/wordml" xmlns:w16du="http://schemas.microsoft.com/office/word/2023/wordml/word16du" xmlns:w16sdtdh="http://schemas.microsoft.com/office/word/2020/wordml/sdtdatahash" xmlns:w16sdtfl="http://schemas.microsoft.com/office/word/2024/wordml/sdtformatlock" xmlns:w16se="http://schemas.microsoft.com/office/word/2015/wordml/symex" xmlns:wpg="http://schemas.microsoft.com/office/word/2010/wordprocessingGroup" xmlns:wpi="http://schemas.microsoft.com/office/word/2010/wordprocessingInk" xmlns:wne="http://schemas.microsoft.com/office/word/2006/wordml" xmlns:wps="http://schemas.microsoft.com/office/word/2010/wordprocessingShape" mc:Ignorable="w14 w15 w16se w16cid w16 w16cex w16sdtdh w16sdtfl w16du wp14">
+<w:footnotes xmlns:wpc="http://schemas.microsoft.com/office/word/2010/wordprocessingCanvas" xmlns:cx="http://schemas.microsoft.com/office/drawing/2014/chartex" xmlns:cx1="http://schemas.microsoft.com/office/drawing/2015/9/8/chartex" xmlns:cx2="http://schemas.microsoft.com/office/drawing/2015/10/21/chartex" xmlns:cx3="http://schemas.microsoft.com/office/drawing/2016/5/9/chartex" xmlns:cx4="http://schemas.microsoft.com/office/drawing/2016/5/10/chartex" xmlns:cx5="http://schemas.microsoft.com/office/drawing/2016/5/11/chartex" xmlns:cx6="http://schemas.microsoft.com/office/drawing/2016/5/12/chartex" xmlns:cx7="http://schemas.microsoft.com/office/drawing/2016/5/13/chartex" xmlns:cx8="http://schemas.microsoft.com/office/drawing/2016/5/14/chartex" xmlns:mc="http://schemas.openxmlformats.org/markup-compatibility/2006" xmlns:aink="http://schemas.microsoft.com/office/drawing/2016/ink" xmlns:am3d="http://schemas.microsoft.com/office/drawing/2017/model3d" xmlns:o="urn:schemas-microsoft-com:office:office" xmlns:r="http://schemas.openxmlformats.org/officeDocument/2006/relationships" xmlns:m="http://schemas.openxmlformats.org/officeDocument/2006/math" xmlns:v="urn:schemas-microsoft-com:vml" xmlns:wp14="http://schemas.microsoft.com/office/word/2010/wordprocessingDrawing" xmlns:wp="http://schemas.openxmlformats.org/drawingml/2006/wordprocessingDrawing" xmlns:w10="urn:schemas-microsoft-com:office:word" xmlns:w="http://schemas.openxmlformats.org/wordprocessingml/2006/main" xmlns:w14="http://schemas.microsoft.com/office/word/2010/wordml" xmlns:w15="http://schemas.microsoft.com/office/word/2012/wordml" xmlns:w16cex="http://schemas.microsoft.com/office/word/2018/wordml/cex" xmlns:w16cid="http://schemas.microsoft.com/office/word/2016/wordml/cid" xmlns:w16="http://schemas.microsoft.com/office/word/2018/wordml" xmlns:w16sdtdh="http://schemas.microsoft.com/office/word/2020/wordml/sdtdatahash" xmlns:w16se="http://schemas.microsoft.com/office/word/2015/wordml/symex" xmlns:wpg="http://schemas.microsoft.com/office/word/2010/wordprocessingGroup" xmlns:wpi="http://schemas.microsoft.com/office/word/2010/wordprocessingInk" xmlns:wne="http://schemas.microsoft.com/office/word/2006/wordml" xmlns:wps="http://schemas.microsoft.com/office/word/2010/wordprocessingShape" mc:Ignorable="w14 w15 w16se w16cid w16 w16cex w16sdtdh wp14">
   <w:footnote w:type="separator" w:id="-1">
     <w:p>
       <w:pPr>
@@ -4295,7 +3706,7 @@
 </file>
 
 <file path=word/header1.xml><?xml version="1.0" encoding="utf-8"?>
-<w:hdr xmlns:wpc="http://schemas.microsoft.com/office/word/2010/wordprocessingCanvas" xmlns:cx="http://schemas.microsoft.com/office/drawing/2014/chartex" xmlns:cx1="http://schemas.microsoft.com/office/drawing/2015/9/8/chartex" xmlns:cx2="http://schemas.microsoft.com/office/drawing/2015/10/21/chartex" xmlns:cx3="http://schemas.microsoft.com/office/drawing/2016/5/9/chartex" xmlns:cx4="http://schemas.microsoft.com/office/drawing/2016/5/10/chartex" xmlns:cx5="http://schemas.microsoft.com/office/drawing/2016/5/11/chartex" xmlns:cx6="http://schemas.microsoft.com/office/drawing/2016/5/12/chartex" xmlns:cx7="http://schemas.microsoft.com/office/drawing/2016/5/13/chartex" xmlns:cx8="http://schemas.microsoft.com/office/drawing/2016/5/14/chartex" xmlns:mc="http://schemas.openxmlformats.org/markup-compatibility/2006" xmlns:aink="http://schemas.microsoft.com/office/drawing/2016/ink" xmlns:am3d="http://schemas.microsoft.com/office/drawing/2017/model3d" xmlns:o="urn:schemas-microsoft-com:office:office" xmlns:oel="http://schemas.microsoft.com/office/2019/extlst" xmlns:r="http://schemas.openxmlformats.org/officeDocument/2006/relationships" xmlns:m="http://schemas.openxmlformats.org/officeDocument/2006/math" xmlns:v="urn:schemas-microsoft-com:vml" xmlns:wp14="http://schemas.microsoft.com/office/word/2010/wordprocessingDrawing" xmlns:wp="http://schemas.openxmlformats.org/drawingml/2006/wordprocessingDrawing" xmlns:w10="urn:schemas-microsoft-com:office:word" xmlns:w="http://schemas.openxmlformats.org/wordprocessingml/2006/main" xmlns:w14="http://schemas.microsoft.com/office/word/2010/wordml" xmlns:w15="http://schemas.microsoft.com/office/word/2012/wordml" xmlns:w16cex="http://schemas.microsoft.com/office/word/2018/wordml/cex" xmlns:w16cid="http://schemas.microsoft.com/office/word/2016/wordml/cid" xmlns:w16="http://schemas.microsoft.com/office/word/2018/wordml" xmlns:w16du="http://schemas.microsoft.com/office/word/2023/wordml/word16du" xmlns:w16sdtdh="http://schemas.microsoft.com/office/word/2020/wordml/sdtdatahash" xmlns:w16sdtfl="http://schemas.microsoft.com/office/word/2024/wordml/sdtformatlock" xmlns:w16se="http://schemas.microsoft.com/office/word/2015/wordml/symex" xmlns:wpg="http://schemas.microsoft.com/office/word/2010/wordprocessingGroup" xmlns:wpi="http://schemas.microsoft.com/office/word/2010/wordprocessingInk" xmlns:wne="http://schemas.microsoft.com/office/word/2006/wordml" xmlns:wps="http://schemas.microsoft.com/office/word/2010/wordprocessingShape" mc:Ignorable="w14 w15 w16se w16cid w16 w16cex w16sdtdh w16sdtfl w16du wp14">
+<w:hdr xmlns:wpc="http://schemas.microsoft.com/office/word/2010/wordprocessingCanvas" xmlns:cx="http://schemas.microsoft.com/office/drawing/2014/chartex" xmlns:cx1="http://schemas.microsoft.com/office/drawing/2015/9/8/chartex" xmlns:cx2="http://schemas.microsoft.com/office/drawing/2015/10/21/chartex" xmlns:cx3="http://schemas.microsoft.com/office/drawing/2016/5/9/chartex" xmlns:cx4="http://schemas.microsoft.com/office/drawing/2016/5/10/chartex" xmlns:cx5="http://schemas.microsoft.com/office/drawing/2016/5/11/chartex" xmlns:cx6="http://schemas.microsoft.com/office/drawing/2016/5/12/chartex" xmlns:cx7="http://schemas.microsoft.com/office/drawing/2016/5/13/chartex" xmlns:cx8="http://schemas.microsoft.com/office/drawing/2016/5/14/chartex" xmlns:mc="http://schemas.openxmlformats.org/markup-compatibility/2006" xmlns:aink="http://schemas.microsoft.com/office/drawing/2016/ink" xmlns:am3d="http://schemas.microsoft.com/office/drawing/2017/model3d" xmlns:o="urn:schemas-microsoft-com:office:office" xmlns:r="http://schemas.openxmlformats.org/officeDocument/2006/relationships" xmlns:m="http://schemas.openxmlformats.org/officeDocument/2006/math" xmlns:v="urn:schemas-microsoft-com:vml" xmlns:wp14="http://schemas.microsoft.com/office/word/2010/wordprocessingDrawing" xmlns:wp="http://schemas.openxmlformats.org/drawingml/2006/wordprocessingDrawing" xmlns:w10="urn:schemas-microsoft-com:office:word" xmlns:w="http://schemas.openxmlformats.org/wordprocessingml/2006/main" xmlns:w14="http://schemas.microsoft.com/office/word/2010/wordml" xmlns:w15="http://schemas.microsoft.com/office/word/2012/wordml" xmlns:w16cex="http://schemas.microsoft.com/office/word/2018/wordml/cex" xmlns:w16cid="http://schemas.microsoft.com/office/word/2016/wordml/cid" xmlns:w16="http://schemas.microsoft.com/office/word/2018/wordml" xmlns:w16sdtdh="http://schemas.microsoft.com/office/word/2020/wordml/sdtdatahash" xmlns:w16se="http://schemas.microsoft.com/office/word/2015/wordml/symex" xmlns:wpg="http://schemas.microsoft.com/office/word/2010/wordprocessingGroup" xmlns:wpi="http://schemas.microsoft.com/office/word/2010/wordprocessingInk" xmlns:wne="http://schemas.microsoft.com/office/word/2006/wordml" xmlns:wps="http://schemas.microsoft.com/office/word/2010/wordprocessingShape" mc:Ignorable="w14 w15 w16se w16cid w16 w16cex w16sdtdh wp14">
   <w:tbl>
     <w:tblPr>
       <w:tblW w:w="9558" w:type="dxa"/>
@@ -4326,7 +3737,6 @@
               <w:color w:val="000000" w:themeColor="text1"/>
             </w:rPr>
           </w:pPr>
-          <w:proofErr w:type="gramStart"/>
           <w:r>
             <w:rPr>
               <w:rFonts w:ascii="TH SarabunPSK" w:hAnsi="TH SarabunPSK" w:cs="TH SarabunPSK"/>
@@ -4334,7 +3744,6 @@
             </w:rPr>
             <w:t>Application :</w:t>
           </w:r>
-          <w:proofErr w:type="gramEnd"/>
           <w:r>
             <w:rPr>
               <w:rFonts w:ascii="TH SarabunPSK" w:hAnsi="TH SarabunPSK" w:cs="TH SarabunPSK"/>
@@ -4448,7 +3857,7 @@
         <w:p>
           <w:pPr>
             <w:rPr>
-              <w:rFonts w:ascii="TH Sarabun New" w:hAnsi="TH Sarabun New" w:cs="TH Sarabun New" w:hint="cs"/>
+              <w:rFonts w:ascii="TH Sarabun New" w:hAnsi="TH Sarabun New" w:cs="TH Sarabun New"/>
               <w:color w:val="000000" w:themeColor="text1"/>
               <w:cs/>
               <w:lang w:bidi="th-TH"/>
@@ -4496,23 +3905,7 @@
               <w:rFonts w:ascii="TH Sarabun New" w:eastAsia="TH Sarabun PSK" w:hAnsi="TH Sarabun New" w:cs="TH Sarabun New"/>
               <w:color w:val="000000"/>
             </w:rPr>
-            <w:t xml:space="preserve"> </w:t>
-          </w:r>
-          <w:proofErr w:type="spellStart"/>
-          <w:r>
-            <w:rPr>
-              <w:rFonts w:ascii="TH Sarabun New" w:eastAsia="TH Sarabun PSK" w:hAnsi="TH Sarabun New" w:cs="TH Sarabun New"/>
-              <w:color w:val="000000"/>
-            </w:rPr>
-            <w:t>มิถุนายน</w:t>
-          </w:r>
-          <w:proofErr w:type="spellEnd"/>
-          <w:r>
-            <w:rPr>
-              <w:rFonts w:ascii="TH Sarabun New" w:eastAsia="TH Sarabun PSK" w:hAnsi="TH Sarabun New" w:cs="TH Sarabun New"/>
-              <w:color w:val="000000"/>
-            </w:rPr>
-            <w:t xml:space="preserve"> 2569</w:t>
+            <w:t xml:space="preserve"> มิถุนายน 2569</w:t>
           </w:r>
         </w:p>
       </w:tc>
@@ -4605,7 +3998,7 @@
 </file>
 
 <file path=word/numbering.xml><?xml version="1.0" encoding="utf-8"?>
-<w:numbering xmlns:wpc="http://schemas.microsoft.com/office/word/2010/wordprocessingCanvas" xmlns:cx="http://schemas.microsoft.com/office/drawing/2014/chartex" xmlns:cx1="http://schemas.microsoft.com/office/drawing/2015/9/8/chartex" xmlns:cx2="http://schemas.microsoft.com/office/drawing/2015/10/21/chartex" xmlns:cx3="http://schemas.microsoft.com/office/drawing/2016/5/9/chartex" xmlns:cx4="http://schemas.microsoft.com/office/drawing/2016/5/10/chartex" xmlns:cx5="http://schemas.microsoft.com/office/drawing/2016/5/11/chartex" xmlns:cx6="http://schemas.microsoft.com/office/drawing/2016/5/12/chartex" xmlns:cx7="http://schemas.microsoft.com/office/drawing/2016/5/13/chartex" xmlns:cx8="http://schemas.microsoft.com/office/drawing/2016/5/14/chartex" xmlns:mc="http://schemas.openxmlformats.org/markup-compatibility/2006" xmlns:aink="http://schemas.microsoft.com/office/drawing/2016/ink" xmlns:am3d="http://schemas.microsoft.com/office/drawing/2017/model3d" xmlns:o="urn:schemas-microsoft-com:office:office" xmlns:oel="http://schemas.microsoft.com/office/2019/extlst" xmlns:r="http://schemas.openxmlformats.org/officeDocument/2006/relationships" xmlns:m="http://schemas.openxmlformats.org/officeDocument/2006/math" xmlns:v="urn:schemas-microsoft-com:vml" xmlns:wp14="http://schemas.microsoft.com/office/word/2010/wordprocessingDrawing" xmlns:wp="http://schemas.openxmlformats.org/drawingml/2006/wordprocessingDrawing" xmlns:w10="urn:schemas-microsoft-com:office:word" xmlns:w="http://schemas.openxmlformats.org/wordprocessingml/2006/main" xmlns:w14="http://schemas.microsoft.com/office/word/2010/wordml" xmlns:w15="http://schemas.microsoft.com/office/word/2012/wordml" xmlns:w16cex="http://schemas.microsoft.com/office/word/2018/wordml/cex" xmlns:w16cid="http://schemas.microsoft.com/office/word/2016/wordml/cid" xmlns:w16="http://schemas.microsoft.com/office/word/2018/wordml" xmlns:w16du="http://schemas.microsoft.com/office/word/2023/wordml/word16du" xmlns:w16sdtdh="http://schemas.microsoft.com/office/word/2020/wordml/sdtdatahash" xmlns:w16sdtfl="http://schemas.microsoft.com/office/word/2024/wordml/sdtformatlock" xmlns:w16se="http://schemas.microsoft.com/office/word/2015/wordml/symex" xmlns:wpg="http://schemas.microsoft.com/office/word/2010/wordprocessingGroup" xmlns:wpi="http://schemas.microsoft.com/office/word/2010/wordprocessingInk" xmlns:wne="http://schemas.microsoft.com/office/word/2006/wordml" xmlns:wps="http://schemas.microsoft.com/office/word/2010/wordprocessingShape" mc:Ignorable="w14 w15 w16se w16cid w16 w16cex w16sdtdh w16sdtfl w16du wp14">
+<w:numbering xmlns:wpc="http://schemas.microsoft.com/office/word/2010/wordprocessingCanvas" xmlns:cx="http://schemas.microsoft.com/office/drawing/2014/chartex" xmlns:cx1="http://schemas.microsoft.com/office/drawing/2015/9/8/chartex" xmlns:cx2="http://schemas.microsoft.com/office/drawing/2015/10/21/chartex" xmlns:cx3="http://schemas.microsoft.com/office/drawing/2016/5/9/chartex" xmlns:cx4="http://schemas.microsoft.com/office/drawing/2016/5/10/chartex" xmlns:cx5="http://schemas.microsoft.com/office/drawing/2016/5/11/chartex" xmlns:cx6="http://schemas.microsoft.com/office/drawing/2016/5/12/chartex" xmlns:cx7="http://schemas.microsoft.com/office/drawing/2016/5/13/chartex" xmlns:cx8="http://schemas.microsoft.com/office/drawing/2016/5/14/chartex" xmlns:mc="http://schemas.openxmlformats.org/markup-compatibility/2006" xmlns:aink="http://schemas.microsoft.com/office/drawing/2016/ink" xmlns:am3d="http://schemas.microsoft.com/office/drawing/2017/model3d" xmlns:o="urn:schemas-microsoft-com:office:office" xmlns:r="http://schemas.openxmlformats.org/officeDocument/2006/relationships" xmlns:m="http://schemas.openxmlformats.org/officeDocument/2006/math" xmlns:v="urn:schemas-microsoft-com:vml" xmlns:wp14="http://schemas.microsoft.com/office/word/2010/wordprocessingDrawing" xmlns:wp="http://schemas.openxmlformats.org/drawingml/2006/wordprocessingDrawing" xmlns:w10="urn:schemas-microsoft-com:office:word" xmlns:w="http://schemas.openxmlformats.org/wordprocessingml/2006/main" xmlns:w14="http://schemas.microsoft.com/office/word/2010/wordml" xmlns:w15="http://schemas.microsoft.com/office/word/2012/wordml" xmlns:w16cex="http://schemas.microsoft.com/office/word/2018/wordml/cex" xmlns:w16cid="http://schemas.microsoft.com/office/word/2016/wordml/cid" xmlns:w16="http://schemas.microsoft.com/office/word/2018/wordml" xmlns:w16sdtdh="http://schemas.microsoft.com/office/word/2020/wordml/sdtdatahash" xmlns:w16se="http://schemas.microsoft.com/office/word/2015/wordml/symex" xmlns:wpg="http://schemas.microsoft.com/office/word/2010/wordprocessingGroup" xmlns:wpi="http://schemas.microsoft.com/office/word/2010/wordprocessingInk" xmlns:wne="http://schemas.microsoft.com/office/word/2006/wordml" xmlns:wps="http://schemas.microsoft.com/office/word/2010/wordprocessingShape" mc:Ignorable="w14 w15 w16se w16cid w16 w16cex w16sdtdh wp14">
   <w:abstractNum w:abstractNumId="0" w15:restartNumberingAfterBreak="0">
     <w:nsid w:val="FFFFFF7C"/>
     <w:multiLevelType w:val="singleLevel"/>
@@ -8800,79 +8193,79 @@
       </w:pPr>
     </w:lvl>
   </w:abstractNum>
-  <w:num w:numId="1" w16cid:durableId="1390836673">
+  <w:num w:numId="1">
     <w:abstractNumId w:val="10"/>
   </w:num>
-  <w:num w:numId="2" w16cid:durableId="1206404670">
+  <w:num w:numId="2">
     <w:abstractNumId w:val="11"/>
   </w:num>
-  <w:num w:numId="3" w16cid:durableId="57561201">
+  <w:num w:numId="3">
     <w:abstractNumId w:val="44"/>
   </w:num>
-  <w:num w:numId="4" w16cid:durableId="2117018719">
+  <w:num w:numId="4">
     <w:abstractNumId w:val="26"/>
   </w:num>
-  <w:num w:numId="5" w16cid:durableId="1178035761">
+  <w:num w:numId="5">
     <w:abstractNumId w:val="37"/>
   </w:num>
-  <w:num w:numId="6" w16cid:durableId="1562397781">
+  <w:num w:numId="6">
     <w:abstractNumId w:val="32"/>
   </w:num>
-  <w:num w:numId="7" w16cid:durableId="145979821">
+  <w:num w:numId="7">
     <w:abstractNumId w:val="16"/>
   </w:num>
-  <w:num w:numId="8" w16cid:durableId="1047073351">
+  <w:num w:numId="8">
     <w:abstractNumId w:val="36"/>
   </w:num>
-  <w:num w:numId="9" w16cid:durableId="1170218859">
+  <w:num w:numId="9">
     <w:abstractNumId w:val="9"/>
   </w:num>
-  <w:num w:numId="10" w16cid:durableId="1746221614">
+  <w:num w:numId="10">
     <w:abstractNumId w:val="7"/>
   </w:num>
-  <w:num w:numId="11" w16cid:durableId="2118207590">
+  <w:num w:numId="11">
     <w:abstractNumId w:val="6"/>
   </w:num>
-  <w:num w:numId="12" w16cid:durableId="840318511">
+  <w:num w:numId="12">
     <w:abstractNumId w:val="5"/>
   </w:num>
-  <w:num w:numId="13" w16cid:durableId="145049279">
+  <w:num w:numId="13">
     <w:abstractNumId w:val="4"/>
   </w:num>
-  <w:num w:numId="14" w16cid:durableId="1762215642">
+  <w:num w:numId="14">
     <w:abstractNumId w:val="8"/>
   </w:num>
-  <w:num w:numId="15" w16cid:durableId="1247426145">
+  <w:num w:numId="15">
     <w:abstractNumId w:val="3"/>
   </w:num>
-  <w:num w:numId="16" w16cid:durableId="15422164">
+  <w:num w:numId="16">
     <w:abstractNumId w:val="2"/>
   </w:num>
-  <w:num w:numId="17" w16cid:durableId="898327107">
+  <w:num w:numId="17">
     <w:abstractNumId w:val="1"/>
   </w:num>
-  <w:num w:numId="18" w16cid:durableId="780344526">
+  <w:num w:numId="18">
     <w:abstractNumId w:val="0"/>
   </w:num>
-  <w:num w:numId="19" w16cid:durableId="2039156228">
+  <w:num w:numId="19">
     <w:abstractNumId w:val="40"/>
   </w:num>
-  <w:num w:numId="20" w16cid:durableId="964852777">
+  <w:num w:numId="20">
     <w:abstractNumId w:val="31"/>
   </w:num>
-  <w:num w:numId="21" w16cid:durableId="967202114">
+  <w:num w:numId="21">
     <w:abstractNumId w:val="12"/>
   </w:num>
-  <w:num w:numId="22" w16cid:durableId="1501695141">
+  <w:num w:numId="22">
     <w:abstractNumId w:val="35"/>
   </w:num>
-  <w:num w:numId="23" w16cid:durableId="1799376391">
+  <w:num w:numId="23">
     <w:abstractNumId w:val="17"/>
   </w:num>
-  <w:num w:numId="24" w16cid:durableId="1207569342">
+  <w:num w:numId="24">
     <w:abstractNumId w:val="27"/>
   </w:num>
-  <w:num w:numId="25" w16cid:durableId="1332753289">
+  <w:num w:numId="25">
     <w:abstractNumId w:val="10"/>
     <w:lvlOverride w:ilvl="0">
       <w:startOverride w:val="2"/>
@@ -8884,77 +8277,77 @@
       <w:startOverride w:val="2"/>
     </w:lvlOverride>
   </w:num>
-  <w:num w:numId="26" w16cid:durableId="1371493668">
+  <w:num w:numId="26">
     <w:abstractNumId w:val="18"/>
   </w:num>
-  <w:num w:numId="27" w16cid:durableId="1956793845">
+  <w:num w:numId="27">
     <w:abstractNumId w:val="45"/>
   </w:num>
-  <w:num w:numId="28" w16cid:durableId="797533685">
+  <w:num w:numId="28">
     <w:abstractNumId w:val="20"/>
   </w:num>
-  <w:num w:numId="29" w16cid:durableId="1951622177">
+  <w:num w:numId="29">
     <w:abstractNumId w:val="23"/>
   </w:num>
-  <w:num w:numId="30" w16cid:durableId="673800606">
+  <w:num w:numId="30">
     <w:abstractNumId w:val="15"/>
   </w:num>
-  <w:num w:numId="31" w16cid:durableId="1030179380">
+  <w:num w:numId="31">
     <w:abstractNumId w:val="34"/>
   </w:num>
-  <w:num w:numId="32" w16cid:durableId="395054438">
+  <w:num w:numId="32">
     <w:abstractNumId w:val="41"/>
   </w:num>
-  <w:num w:numId="33" w16cid:durableId="1306623350">
+  <w:num w:numId="33">
     <w:abstractNumId w:val="19"/>
   </w:num>
-  <w:num w:numId="34" w16cid:durableId="1619026017">
+  <w:num w:numId="34">
     <w:abstractNumId w:val="33"/>
   </w:num>
-  <w:num w:numId="35" w16cid:durableId="1783256178">
+  <w:num w:numId="35">
     <w:abstractNumId w:val="43"/>
   </w:num>
-  <w:num w:numId="36" w16cid:durableId="1734354694">
+  <w:num w:numId="36">
     <w:abstractNumId w:val="14"/>
   </w:num>
-  <w:num w:numId="37" w16cid:durableId="887760427">
+  <w:num w:numId="37">
     <w:abstractNumId w:val="39"/>
   </w:num>
-  <w:num w:numId="38" w16cid:durableId="34935233">
+  <w:num w:numId="38">
     <w:abstractNumId w:val="30"/>
   </w:num>
-  <w:num w:numId="39" w16cid:durableId="40523513">
+  <w:num w:numId="39">
     <w:abstractNumId w:val="21"/>
   </w:num>
-  <w:num w:numId="40" w16cid:durableId="873078158">
+  <w:num w:numId="40">
     <w:abstractNumId w:val="13"/>
   </w:num>
-  <w:num w:numId="41" w16cid:durableId="1433819196">
+  <w:num w:numId="41">
     <w:abstractNumId w:val="42"/>
   </w:num>
-  <w:num w:numId="42" w16cid:durableId="1038696836">
+  <w:num w:numId="42">
     <w:abstractNumId w:val="22"/>
   </w:num>
-  <w:num w:numId="43" w16cid:durableId="1993485199">
+  <w:num w:numId="43">
     <w:abstractNumId w:val="29"/>
   </w:num>
-  <w:num w:numId="44" w16cid:durableId="933172974">
+  <w:num w:numId="44">
     <w:abstractNumId w:val="38"/>
   </w:num>
-  <w:num w:numId="45" w16cid:durableId="426578062">
+  <w:num w:numId="45">
     <w:abstractNumId w:val="24"/>
   </w:num>
-  <w:num w:numId="46" w16cid:durableId="409816041">
+  <w:num w:numId="46">
     <w:abstractNumId w:val="28"/>
   </w:num>
-  <w:num w:numId="47" w16cid:durableId="1235974765">
+  <w:num w:numId="47">
     <w:abstractNumId w:val="25"/>
   </w:num>
 </w:numbering>
 </file>
 
 <file path=word/styles.xml><?xml version="1.0" encoding="utf-8"?>
-<w:styles xmlns:mc="http://schemas.openxmlformats.org/markup-compatibility/2006" xmlns:r="http://schemas.openxmlformats.org/officeDocument/2006/relationships" xmlns:w="http://schemas.openxmlformats.org/wordprocessingml/2006/main" xmlns:w14="http://schemas.microsoft.com/office/word/2010/wordml" xmlns:w15="http://schemas.microsoft.com/office/word/2012/wordml" xmlns:w16cex="http://schemas.microsoft.com/office/word/2018/wordml/cex" xmlns:w16cid="http://schemas.microsoft.com/office/word/2016/wordml/cid" xmlns:w16="http://schemas.microsoft.com/office/word/2018/wordml" xmlns:w16du="http://schemas.microsoft.com/office/word/2023/wordml/word16du" xmlns:w16sdtdh="http://schemas.microsoft.com/office/word/2020/wordml/sdtdatahash" xmlns:w16sdtfl="http://schemas.microsoft.com/office/word/2024/wordml/sdtformatlock" xmlns:w16se="http://schemas.microsoft.com/office/word/2015/wordml/symex" mc:Ignorable="w14 w15 w16se w16cid w16 w16cex w16sdtdh w16sdtfl w16du">
+<w:styles xmlns:mc="http://schemas.openxmlformats.org/markup-compatibility/2006" xmlns:r="http://schemas.openxmlformats.org/officeDocument/2006/relationships" xmlns:w="http://schemas.openxmlformats.org/wordprocessingml/2006/main" xmlns:w14="http://schemas.microsoft.com/office/word/2010/wordml" xmlns:w15="http://schemas.microsoft.com/office/word/2012/wordml" xmlns:w16cex="http://schemas.microsoft.com/office/word/2018/wordml/cex" xmlns:w16cid="http://schemas.microsoft.com/office/word/2016/wordml/cid" xmlns:w16="http://schemas.microsoft.com/office/word/2018/wordml" xmlns:w16sdtdh="http://schemas.microsoft.com/office/word/2020/wordml/sdtdatahash" xmlns:w16se="http://schemas.microsoft.com/office/word/2015/wordml/symex" mc:Ignorable="w14 w15 w16se w16cid w16 w16cex w16sdtdh">
   <w:docDefaults>
     <w:rPrDefault>
       <w:rPr>
@@ -9529,6 +8922,7 @@
   <w:style w:type="character" w:default="1" w:styleId="DefaultParagraphFont">
     <w:name w:val="Default Paragraph Font"/>
     <w:uiPriority w:val="1"/>
+    <w:semiHidden/>
     <w:unhideWhenUsed/>
   </w:style>
   <w:style w:type="table" w:default="1" w:styleId="TableNormal">
